--- a/软件工程实践2-项目报告.docx
+++ b/软件工程实践2-项目报告.docx
@@ -140,8 +140,17 @@
           <w:sz w:val="28"/>
           <w:lang w:eastAsia="zh-CN"/>
         </w:rPr>
-        <w:t>编程语言：GDScript</w:t>
-      </w:r>
+        <w:t>编程语言：</w:t>
+      </w:r>
+      <w:proofErr w:type="spellStart"/>
+      <w:r>
+        <w:rPr>
+          <w:sz w:val="28"/>
+          <w:lang w:eastAsia="zh-CN"/>
+        </w:rPr>
+        <w:t>GDScript</w:t>
+      </w:r>
+      <w:proofErr w:type="spellEnd"/>
     </w:p>
     <w:p>
       <w:pPr>
@@ -156,8 +165,17 @@
           <w:sz w:val="28"/>
           <w:lang w:eastAsia="zh-CN"/>
         </w:rPr>
-        <w:t>团队成员：赵灿、许世豪、张凌丰</w:t>
-      </w:r>
+        <w:t>团队成员：赵灿、许世豪、</w:t>
+      </w:r>
+      <w:proofErr w:type="gramStart"/>
+      <w:r>
+        <w:rPr>
+          <w:sz w:val="28"/>
+          <w:lang w:eastAsia="zh-CN"/>
+        </w:rPr>
+        <w:t>张凌丰</w:t>
+      </w:r>
+      <w:proofErr w:type="gramEnd"/>
     </w:p>
     <w:p>
       <w:pPr>
@@ -247,8 +265,13 @@
         </w:rPr>
         <w:t>本项目旨在综合运用软件工程方法，完成从需求分析、系统设计、编码实现到测试验证的完整开发流程。</w:t>
       </w:r>
-      <w:r>
-        <w:t>具体目标包括：</w:t>
+      <w:proofErr w:type="spellStart"/>
+      <w:r>
+        <w:t>具体目标包括</w:t>
+      </w:r>
+      <w:proofErr w:type="spellEnd"/>
+      <w:r>
+        <w:t>：</w:t>
       </w:r>
     </w:p>
     <w:p>
@@ -308,7 +331,21 @@
         <w:rPr>
           <w:lang w:eastAsia="zh-CN"/>
         </w:rPr>
-        <w:t>实现NPC交互、商店交易、存档读档等辅助功能</w:t>
+        <w:t>实现NPC交互、商店交易、</w:t>
+      </w:r>
+      <w:proofErr w:type="gramStart"/>
+      <w:r>
+        <w:rPr>
+          <w:lang w:eastAsia="zh-CN"/>
+        </w:rPr>
+        <w:t>存档读档等</w:t>
+      </w:r>
+      <w:proofErr w:type="gramEnd"/>
+      <w:r>
+        <w:rPr>
+          <w:lang w:eastAsia="zh-CN"/>
+        </w:rPr>
+        <w:t>辅助功能</w:t>
       </w:r>
     </w:p>
     <w:p>
@@ -334,8 +371,16 @@
         <w:rPr>
           <w:rFonts w:ascii="黑体" w:eastAsia="黑体" w:hAnsi="黑体"/>
         </w:rPr>
-        <w:t>1.3 开发环境</w:t>
-      </w:r>
+        <w:t xml:space="preserve">1.3 </w:t>
+      </w:r>
+      <w:proofErr w:type="spellStart"/>
+      <w:r>
+        <w:rPr>
+          <w:rFonts w:ascii="黑体" w:eastAsia="黑体" w:hAnsi="黑体"/>
+        </w:rPr>
+        <w:t>开发环境</w:t>
+      </w:r>
+      <w:proofErr w:type="spellEnd"/>
     </w:p>
     <w:tbl>
       <w:tblPr>
@@ -364,6 +409,7 @@
                 <w:rFonts w:hint="eastAsia"/>
               </w:rPr>
             </w:pPr>
+            <w:proofErr w:type="spellStart"/>
             <w:r>
               <w:rPr>
                 <w:b/>
@@ -371,6 +417,7 @@
               </w:rPr>
               <w:t>项目</w:t>
             </w:r>
+            <w:proofErr w:type="spellEnd"/>
           </w:p>
         </w:tc>
         <w:tc>
@@ -385,6 +432,7 @@
                 <w:rFonts w:hint="eastAsia"/>
               </w:rPr>
             </w:pPr>
+            <w:proofErr w:type="spellStart"/>
             <w:r>
               <w:rPr>
                 <w:b/>
@@ -392,6 +440,7 @@
               </w:rPr>
               <w:t>内容</w:t>
             </w:r>
+            <w:proofErr w:type="spellEnd"/>
           </w:p>
         </w:tc>
       </w:tr>
@@ -410,12 +459,14 @@
                 <w:rFonts w:hint="eastAsia"/>
               </w:rPr>
             </w:pPr>
+            <w:proofErr w:type="spellStart"/>
             <w:r>
               <w:rPr>
                 <w:sz w:val="20"/>
               </w:rPr>
               <w:t>游戏引擎</w:t>
             </w:r>
+            <w:proofErr w:type="spellEnd"/>
           </w:p>
         </w:tc>
         <w:tc>
@@ -453,12 +504,14 @@
                 <w:rFonts w:hint="eastAsia"/>
               </w:rPr>
             </w:pPr>
+            <w:proofErr w:type="spellStart"/>
             <w:r>
               <w:rPr>
                 <w:sz w:val="20"/>
               </w:rPr>
               <w:t>编程语言</w:t>
             </w:r>
+            <w:proofErr w:type="spellEnd"/>
           </w:p>
         </w:tc>
         <w:tc>
@@ -472,12 +525,14 @@
                 <w:rFonts w:hint="eastAsia"/>
               </w:rPr>
             </w:pPr>
+            <w:proofErr w:type="spellStart"/>
             <w:r>
               <w:rPr>
                 <w:sz w:val="20"/>
               </w:rPr>
               <w:t>GDScript</w:t>
             </w:r>
+            <w:proofErr w:type="spellEnd"/>
           </w:p>
         </w:tc>
       </w:tr>
@@ -496,12 +551,14 @@
                 <w:rFonts w:hint="eastAsia"/>
               </w:rPr>
             </w:pPr>
+            <w:proofErr w:type="spellStart"/>
             <w:r>
               <w:rPr>
                 <w:sz w:val="20"/>
               </w:rPr>
               <w:t>版本控制</w:t>
             </w:r>
+            <w:proofErr w:type="spellEnd"/>
           </w:p>
         </w:tc>
         <w:tc>
@@ -539,12 +596,14 @@
                 <w:rFonts w:hint="eastAsia"/>
               </w:rPr>
             </w:pPr>
+            <w:proofErr w:type="spellStart"/>
             <w:r>
               <w:rPr>
                 <w:sz w:val="20"/>
               </w:rPr>
               <w:t>运行平台</w:t>
             </w:r>
+            <w:proofErr w:type="spellEnd"/>
           </w:p>
         </w:tc>
         <w:tc>
@@ -579,6 +638,7 @@
       <w:pPr>
         <w:pStyle w:val="1"/>
       </w:pPr>
+      <w:proofErr w:type="spellStart"/>
       <w:r>
         <w:rPr>
           <w:rFonts w:ascii="黑体" w:eastAsia="黑体" w:hAnsi="黑体"/>
@@ -586,6 +646,7 @@
         <w:lastRenderedPageBreak/>
         <w:t>二、需求分析</w:t>
       </w:r>
+      <w:proofErr w:type="spellEnd"/>
     </w:p>
     <w:p>
       <w:pPr>
@@ -595,8 +656,16 @@
         <w:rPr>
           <w:rFonts w:ascii="黑体" w:eastAsia="黑体" w:hAnsi="黑体"/>
         </w:rPr>
-        <w:t>2.1 功能需求</w:t>
-      </w:r>
+        <w:t xml:space="preserve">2.1 </w:t>
+      </w:r>
+      <w:proofErr w:type="spellStart"/>
+      <w:r>
+        <w:rPr>
+          <w:rFonts w:ascii="黑体" w:eastAsia="黑体" w:hAnsi="黑体"/>
+        </w:rPr>
+        <w:t>功能需求</w:t>
+      </w:r>
+      <w:proofErr w:type="spellEnd"/>
     </w:p>
     <w:p>
       <w:pPr>
@@ -606,8 +675,16 @@
         <w:rPr>
           <w:rFonts w:ascii="黑体" w:eastAsia="黑体" w:hAnsi="黑体"/>
         </w:rPr>
-        <w:t>2.1.1 地图探索系统</w:t>
-      </w:r>
+        <w:t xml:space="preserve">2.1.1 </w:t>
+      </w:r>
+      <w:proofErr w:type="spellStart"/>
+      <w:r>
+        <w:rPr>
+          <w:rFonts w:ascii="黑体" w:eastAsia="黑体" w:hAnsi="黑体"/>
+        </w:rPr>
+        <w:t>地图探索系统</w:t>
+      </w:r>
+      <w:proofErr w:type="spellEnd"/>
     </w:p>
     <w:p>
       <w:pPr>
@@ -677,8 +754,16 @@
         <w:rPr>
           <w:rFonts w:ascii="黑体" w:eastAsia="黑体" w:hAnsi="黑体"/>
         </w:rPr>
-        <w:t>2.1.2 角色系统</w:t>
-      </w:r>
+        <w:t xml:space="preserve">2.1.2 </w:t>
+      </w:r>
+      <w:proofErr w:type="spellStart"/>
+      <w:r>
+        <w:rPr>
+          <w:rFonts w:ascii="黑体" w:eastAsia="黑体" w:hAnsi="黑体"/>
+        </w:rPr>
+        <w:t>角色系统</w:t>
+      </w:r>
+      <w:proofErr w:type="spellEnd"/>
     </w:p>
     <w:p>
       <w:pPr>
@@ -692,7 +777,21 @@
         <w:rPr>
           <w:lang w:eastAsia="zh-CN"/>
         </w:rPr>
-        <w:t>基础属性：生命值（HP）、魔法值（MP）、攻击力、防御力、暴击率、移动速度</w:t>
+        <w:t>基础属性：生命值（HP）、魔法值（MP）、攻击力、防御力、</w:t>
+      </w:r>
+      <w:proofErr w:type="gramStart"/>
+      <w:r>
+        <w:rPr>
+          <w:lang w:eastAsia="zh-CN"/>
+        </w:rPr>
+        <w:t>暴击率</w:t>
+      </w:r>
+      <w:proofErr w:type="gramEnd"/>
+      <w:r>
+        <w:rPr>
+          <w:lang w:eastAsia="zh-CN"/>
+        </w:rPr>
+        <w:t>、移动速度</w:t>
       </w:r>
     </w:p>
     <w:p>
@@ -737,7 +836,21 @@
         <w:rPr>
           <w:lang w:eastAsia="zh-CN"/>
         </w:rPr>
-        <w:t>装备属性加成：武器增加攻击力，护甲增加防御力，饰品增加生命值上限</w:t>
+        <w:t>装备属性加成：武器增加攻击力，护</w:t>
+      </w:r>
+      <w:proofErr w:type="gramStart"/>
+      <w:r>
+        <w:rPr>
+          <w:lang w:eastAsia="zh-CN"/>
+        </w:rPr>
+        <w:t>甲增加</w:t>
+      </w:r>
+      <w:proofErr w:type="gramEnd"/>
+      <w:r>
+        <w:rPr>
+          <w:lang w:eastAsia="zh-CN"/>
+        </w:rPr>
+        <w:t>防御力，饰品增加生命值上限</w:t>
       </w:r>
     </w:p>
     <w:p>
@@ -752,7 +865,35 @@
         <w:rPr>
           <w:lang w:eastAsia="zh-CN"/>
         </w:rPr>
-        <w:t>食物系统：11种食物道具，提供回血、回蓝、永久加攻/加防/加速/加暴击等效果</w:t>
+        <w:t>食物系统：11种食物道具，提供回血、回蓝、</w:t>
+      </w:r>
+      <w:proofErr w:type="gramStart"/>
+      <w:r>
+        <w:rPr>
+          <w:lang w:eastAsia="zh-CN"/>
+        </w:rPr>
+        <w:t>永久加攻</w:t>
+      </w:r>
+      <w:proofErr w:type="gramEnd"/>
+      <w:r>
+        <w:rPr>
+          <w:lang w:eastAsia="zh-CN"/>
+        </w:rPr>
+        <w:t>/加防/加速/</w:t>
+      </w:r>
+      <w:proofErr w:type="gramStart"/>
+      <w:r>
+        <w:rPr>
+          <w:lang w:eastAsia="zh-CN"/>
+        </w:rPr>
+        <w:t>加暴击等</w:t>
+      </w:r>
+      <w:proofErr w:type="gramEnd"/>
+      <w:r>
+        <w:rPr>
+          <w:lang w:eastAsia="zh-CN"/>
+        </w:rPr>
+        <w:t>效果</w:t>
       </w:r>
     </w:p>
     <w:p>
@@ -778,8 +919,16 @@
         <w:rPr>
           <w:rFonts w:ascii="黑体" w:eastAsia="黑体" w:hAnsi="黑体"/>
         </w:rPr>
-        <w:t>2.1.3 战斗系统</w:t>
-      </w:r>
+        <w:t xml:space="preserve">2.1.3 </w:t>
+      </w:r>
+      <w:proofErr w:type="spellStart"/>
+      <w:r>
+        <w:rPr>
+          <w:rFonts w:ascii="黑体" w:eastAsia="黑体" w:hAnsi="黑体"/>
+        </w:rPr>
+        <w:t>战斗系统</w:t>
+      </w:r>
+      <w:proofErr w:type="spellEnd"/>
     </w:p>
     <w:p>
       <w:pPr>
@@ -865,8 +1014,16 @@
           <w:rFonts w:ascii="黑体" w:eastAsia="黑体" w:hAnsi="黑体"/>
         </w:rPr>
         <w:lastRenderedPageBreak/>
-        <w:t>2.1.4 怪物系统</w:t>
-      </w:r>
+        <w:t xml:space="preserve">2.1.4 </w:t>
+      </w:r>
+      <w:proofErr w:type="spellStart"/>
+      <w:r>
+        <w:rPr>
+          <w:rFonts w:ascii="黑体" w:eastAsia="黑体" w:hAnsi="黑体"/>
+        </w:rPr>
+        <w:t>怪物系统</w:t>
+      </w:r>
+      <w:proofErr w:type="spellEnd"/>
     </w:p>
     <w:p>
       <w:pPr>
@@ -936,8 +1093,16 @@
         <w:rPr>
           <w:rFonts w:ascii="黑体" w:eastAsia="黑体" w:hAnsi="黑体"/>
         </w:rPr>
-        <w:t>2.1.5 NPC交互系统</w:t>
-      </w:r>
+        <w:t xml:space="preserve">2.1.5 </w:t>
+      </w:r>
+      <w:proofErr w:type="spellStart"/>
+      <w:r>
+        <w:rPr>
+          <w:rFonts w:ascii="黑体" w:eastAsia="黑体" w:hAnsi="黑体"/>
+        </w:rPr>
+        <w:t>NPC交互系统</w:t>
+      </w:r>
+      <w:proofErr w:type="spellEnd"/>
     </w:p>
     <w:p>
       <w:pPr>
@@ -1007,8 +1172,16 @@
         <w:rPr>
           <w:rFonts w:ascii="黑体" w:eastAsia="黑体" w:hAnsi="黑体"/>
         </w:rPr>
-        <w:t>2.1.6 存档系统</w:t>
-      </w:r>
+        <w:t xml:space="preserve">2.1.6 </w:t>
+      </w:r>
+      <w:proofErr w:type="spellStart"/>
+      <w:r>
+        <w:rPr>
+          <w:rFonts w:ascii="黑体" w:eastAsia="黑体" w:hAnsi="黑体"/>
+        </w:rPr>
+        <w:t>存档系统</w:t>
+      </w:r>
+      <w:proofErr w:type="spellEnd"/>
     </w:p>
     <w:p>
       <w:pPr>
@@ -1052,8 +1225,30 @@
         <w:rPr>
           <w:lang w:eastAsia="zh-CN"/>
         </w:rPr>
-        <w:t>存档/读档界面：开始界面提供存档选择和读档功能</w:t>
-      </w:r>
+        <w:t>存档/</w:t>
+      </w:r>
+      <w:proofErr w:type="gramStart"/>
+      <w:r>
+        <w:rPr>
+          <w:lang w:eastAsia="zh-CN"/>
+        </w:rPr>
+        <w:t>读档界面</w:t>
+      </w:r>
+      <w:proofErr w:type="gramEnd"/>
+      <w:r>
+        <w:rPr>
+          <w:lang w:eastAsia="zh-CN"/>
+        </w:rPr>
+        <w:t>：开始界面提供存档选择</w:t>
+      </w:r>
+      <w:proofErr w:type="gramStart"/>
+      <w:r>
+        <w:rPr>
+          <w:lang w:eastAsia="zh-CN"/>
+        </w:rPr>
+        <w:t>和读档功能</w:t>
+      </w:r>
+      <w:proofErr w:type="gramEnd"/>
     </w:p>
     <w:p>
       <w:pPr>
@@ -1063,8 +1258,16 @@
         <w:rPr>
           <w:rFonts w:ascii="黑体" w:eastAsia="黑体" w:hAnsi="黑体"/>
         </w:rPr>
-        <w:t>2.1.7 掉落系统</w:t>
-      </w:r>
+        <w:t xml:space="preserve">2.1.7 </w:t>
+      </w:r>
+      <w:proofErr w:type="spellStart"/>
+      <w:r>
+        <w:rPr>
+          <w:rFonts w:ascii="黑体" w:eastAsia="黑体" w:hAnsi="黑体"/>
+        </w:rPr>
+        <w:t>掉落系统</w:t>
+      </w:r>
+      <w:proofErr w:type="spellEnd"/>
     </w:p>
     <w:p>
       <w:pPr>
@@ -1108,7 +1311,21 @@
         <w:rPr>
           <w:lang w:eastAsia="zh-CN"/>
         </w:rPr>
-        <w:t>药水掉落：25%概率掉落血瓶或蓝瓶</w:t>
+        <w:t>药水掉落：25%概率</w:t>
+      </w:r>
+      <w:proofErr w:type="gramStart"/>
+      <w:r>
+        <w:rPr>
+          <w:lang w:eastAsia="zh-CN"/>
+        </w:rPr>
+        <w:t>掉落血瓶或</w:t>
+      </w:r>
+      <w:proofErr w:type="gramEnd"/>
+      <w:r>
+        <w:rPr>
+          <w:lang w:eastAsia="zh-CN"/>
+        </w:rPr>
+        <w:t>蓝瓶</w:t>
       </w:r>
     </w:p>
     <w:p>
@@ -1134,8 +1351,16 @@
         <w:rPr>
           <w:rFonts w:ascii="黑体" w:eastAsia="黑体" w:hAnsi="黑体"/>
         </w:rPr>
-        <w:t>2.2 非功能需求</w:t>
-      </w:r>
+        <w:t xml:space="preserve">2.2 </w:t>
+      </w:r>
+      <w:proofErr w:type="spellStart"/>
+      <w:r>
+        <w:rPr>
+          <w:rFonts w:ascii="黑体" w:eastAsia="黑体" w:hAnsi="黑体"/>
+        </w:rPr>
+        <w:t>非功能需求</w:t>
+      </w:r>
+      <w:proofErr w:type="spellEnd"/>
     </w:p>
     <w:p>
       <w:pPr>
@@ -1195,7 +1420,21 @@
           <w:lang w:eastAsia="zh-CN"/>
         </w:rPr>
         <w:lastRenderedPageBreak/>
-        <w:t>用户体验：提供直观的UI界面、清晰的血条显示、流畅的动画过渡</w:t>
+        <w:t>用户体验：提供直观的UI界面、清晰</w:t>
+      </w:r>
+      <w:proofErr w:type="gramStart"/>
+      <w:r>
+        <w:rPr>
+          <w:lang w:eastAsia="zh-CN"/>
+        </w:rPr>
+        <w:t>的血条显示</w:t>
+      </w:r>
+      <w:proofErr w:type="gramEnd"/>
+      <w:r>
+        <w:rPr>
+          <w:lang w:eastAsia="zh-CN"/>
+        </w:rPr>
+        <w:t>、流畅的动画过渡</w:t>
       </w:r>
     </w:p>
     <w:p>
@@ -1239,10 +1478,57 @@
         <w:rPr>
           <w:lang w:eastAsia="zh-CN"/>
         </w:rPr>
-        <w:t>项目采用场景驱动 + 全局单例管理的架构模式。启动场景提供新游戏和读档入口；村庄作为主城枢纽，包含商人、旅馆、村长等NPC；通过传送门可进入森林、亡灵之地、最终决战等战斗地图；遇敌后切换至战斗场景进行回合制战斗。</w:t>
-      </w:r>
-      <w:r>
-        <w:t>全局单例GameData和BattleManager贯穿所有场景，负责数据管理和战斗流程控制。</w:t>
+        <w:t xml:space="preserve">项目采用场景驱动 + </w:t>
+      </w:r>
+      <w:proofErr w:type="gramStart"/>
+      <w:r>
+        <w:rPr>
+          <w:lang w:eastAsia="zh-CN"/>
+        </w:rPr>
+        <w:t>全局单例管理</w:t>
+      </w:r>
+      <w:proofErr w:type="gramEnd"/>
+      <w:r>
+        <w:rPr>
+          <w:lang w:eastAsia="zh-CN"/>
+        </w:rPr>
+        <w:t>的架构模式。启动场景提供新游戏</w:t>
+      </w:r>
+      <w:proofErr w:type="gramStart"/>
+      <w:r>
+        <w:rPr>
+          <w:lang w:eastAsia="zh-CN"/>
+        </w:rPr>
+        <w:t>和读档入口</w:t>
+      </w:r>
+      <w:proofErr w:type="gramEnd"/>
+      <w:r>
+        <w:rPr>
+          <w:lang w:eastAsia="zh-CN"/>
+        </w:rPr>
+        <w:t>；村庄作为主城枢纽，包含商人、旅馆、村长等NPC；通过传送门可进入森林、亡灵之地、最终决战等战斗地图；遇敌后切换</w:t>
+      </w:r>
+      <w:proofErr w:type="gramStart"/>
+      <w:r>
+        <w:rPr>
+          <w:lang w:eastAsia="zh-CN"/>
+        </w:rPr>
+        <w:t>至战斗</w:t>
+      </w:r>
+      <w:proofErr w:type="gramEnd"/>
+      <w:r>
+        <w:rPr>
+          <w:lang w:eastAsia="zh-CN"/>
+        </w:rPr>
+        <w:t>场景进行回合制战斗。</w:t>
+      </w:r>
+      <w:proofErr w:type="spellStart"/>
+      <w:r>
+        <w:t>全局单例GameData和BattleManager贯穿所有场景，负责数据管理和战斗流程控制</w:t>
+      </w:r>
+      <w:proofErr w:type="spellEnd"/>
+      <w:r>
+        <w:t>。</w:t>
       </w:r>
     </w:p>
     <w:p>
@@ -1253,8 +1539,16 @@
         <w:rPr>
           <w:rFonts w:ascii="黑体" w:eastAsia="黑体" w:hAnsi="黑体"/>
         </w:rPr>
-        <w:t>3.2 模块划分</w:t>
-      </w:r>
+        <w:t xml:space="preserve">3.2 </w:t>
+      </w:r>
+      <w:proofErr w:type="spellStart"/>
+      <w:r>
+        <w:rPr>
+          <w:rFonts w:ascii="黑体" w:eastAsia="黑体" w:hAnsi="黑体"/>
+        </w:rPr>
+        <w:t>模块划分</w:t>
+      </w:r>
+      <w:proofErr w:type="spellEnd"/>
     </w:p>
     <w:tbl>
       <w:tblPr>
@@ -1284,6 +1578,7 @@
                 <w:rFonts w:hint="eastAsia"/>
               </w:rPr>
             </w:pPr>
+            <w:proofErr w:type="spellStart"/>
             <w:r>
               <w:rPr>
                 <w:b/>
@@ -1291,6 +1586,7 @@
               </w:rPr>
               <w:t>模块</w:t>
             </w:r>
+            <w:proofErr w:type="spellEnd"/>
           </w:p>
         </w:tc>
         <w:tc>
@@ -1305,6 +1601,7 @@
                 <w:rFonts w:hint="eastAsia"/>
               </w:rPr>
             </w:pPr>
+            <w:proofErr w:type="spellStart"/>
             <w:r>
               <w:rPr>
                 <w:b/>
@@ -1312,6 +1609,7 @@
               </w:rPr>
               <w:t>目录</w:t>
             </w:r>
+            <w:proofErr w:type="spellEnd"/>
           </w:p>
         </w:tc>
         <w:tc>
@@ -1326,6 +1624,7 @@
                 <w:rFonts w:hint="eastAsia"/>
               </w:rPr>
             </w:pPr>
+            <w:proofErr w:type="spellStart"/>
             <w:r>
               <w:rPr>
                 <w:b/>
@@ -1333,6 +1632,7 @@
               </w:rPr>
               <w:t>职责</w:t>
             </w:r>
+            <w:proofErr w:type="spellEnd"/>
           </w:p>
         </w:tc>
       </w:tr>
@@ -1351,12 +1651,14 @@
                 <w:rFonts w:hint="eastAsia"/>
               </w:rPr>
             </w:pPr>
+            <w:proofErr w:type="spellStart"/>
             <w:r>
               <w:rPr>
                 <w:sz w:val="20"/>
               </w:rPr>
               <w:t>核心数据</w:t>
             </w:r>
+            <w:proofErr w:type="spellEnd"/>
           </w:p>
         </w:tc>
         <w:tc>
@@ -1389,11 +1691,33 @@
                 <w:rFonts w:hint="eastAsia"/>
               </w:rPr>
             </w:pPr>
-            <w:r>
-              <w:rPr>
-                <w:sz w:val="20"/>
-              </w:rPr>
-              <w:t>GameData（全局数据单例）、BattleManager（战斗流程管理）</w:t>
+            <w:proofErr w:type="spellStart"/>
+            <w:r>
+              <w:rPr>
+                <w:sz w:val="20"/>
+              </w:rPr>
+              <w:t>GameData（全局数据单例</w:t>
+            </w:r>
+            <w:proofErr w:type="spellEnd"/>
+            <w:r>
+              <w:rPr>
+                <w:sz w:val="20"/>
+              </w:rPr>
+              <w:t>）、</w:t>
+            </w:r>
+            <w:proofErr w:type="spellStart"/>
+            <w:r>
+              <w:rPr>
+                <w:sz w:val="20"/>
+              </w:rPr>
+              <w:t>BattleManager（战斗流程管理</w:t>
+            </w:r>
+            <w:proofErr w:type="spellEnd"/>
+            <w:r>
+              <w:rPr>
+                <w:sz w:val="20"/>
+              </w:rPr>
+              <w:t>）</w:t>
             </w:r>
           </w:p>
         </w:tc>
@@ -1413,12 +1737,14 @@
                 <w:rFonts w:hint="eastAsia"/>
               </w:rPr>
             </w:pPr>
+            <w:proofErr w:type="spellStart"/>
             <w:r>
               <w:rPr>
                 <w:sz w:val="20"/>
               </w:rPr>
               <w:t>战斗系统</w:t>
             </w:r>
+            <w:proofErr w:type="spellEnd"/>
           </w:p>
         </w:tc>
         <w:tc>
@@ -1475,12 +1801,14 @@
                 <w:rFonts w:hint="eastAsia"/>
               </w:rPr>
             </w:pPr>
+            <w:proofErr w:type="spellStart"/>
             <w:r>
               <w:rPr>
                 <w:sz w:val="20"/>
               </w:rPr>
               <w:t>实体系统</w:t>
             </w:r>
+            <w:proofErr w:type="spellEnd"/>
           </w:p>
         </w:tc>
         <w:tc>
@@ -1513,11 +1841,47 @@
                 <w:rFonts w:hint="eastAsia"/>
               </w:rPr>
             </w:pPr>
-            <w:r>
-              <w:rPr>
-                <w:sz w:val="20"/>
-              </w:rPr>
-              <w:t>player（玩家控制）、monster（怪物AI）、boss（Boss基类）</w:t>
+            <w:proofErr w:type="spellStart"/>
+            <w:r>
+              <w:rPr>
+                <w:sz w:val="20"/>
+              </w:rPr>
+              <w:t>player（玩家控制</w:t>
+            </w:r>
+            <w:proofErr w:type="spellEnd"/>
+            <w:r>
+              <w:rPr>
+                <w:sz w:val="20"/>
+              </w:rPr>
+              <w:t>）、</w:t>
+            </w:r>
+            <w:proofErr w:type="spellStart"/>
+            <w:r>
+              <w:rPr>
+                <w:sz w:val="20"/>
+              </w:rPr>
+              <w:t>monster（怪物AI</w:t>
+            </w:r>
+            <w:proofErr w:type="spellEnd"/>
+            <w:r>
+              <w:rPr>
+                <w:sz w:val="20"/>
+              </w:rPr>
+              <w:t>）、</w:t>
+            </w:r>
+            <w:proofErr w:type="spellStart"/>
+            <w:r>
+              <w:rPr>
+                <w:sz w:val="20"/>
+              </w:rPr>
+              <w:t>boss（Boss基类</w:t>
+            </w:r>
+            <w:proofErr w:type="spellEnd"/>
+            <w:r>
+              <w:rPr>
+                <w:sz w:val="20"/>
+              </w:rPr>
+              <w:t>）</w:t>
             </w:r>
           </w:p>
         </w:tc>
@@ -1537,12 +1901,14 @@
                 <w:rFonts w:hint="eastAsia"/>
               </w:rPr>
             </w:pPr>
+            <w:proofErr w:type="spellStart"/>
             <w:r>
               <w:rPr>
                 <w:sz w:val="20"/>
               </w:rPr>
               <w:t>地图系统</w:t>
             </w:r>
+            <w:proofErr w:type="spellEnd"/>
           </w:p>
         </w:tc>
         <w:tc>
@@ -1575,11 +1941,47 @@
                 <w:rFonts w:hint="eastAsia"/>
               </w:rPr>
             </w:pPr>
-            <w:r>
-              <w:rPr>
-                <w:sz w:val="20"/>
-              </w:rPr>
-              <w:t>game_scene（通用场景脚本）、start（开始界面）、intro（开场）</w:t>
+            <w:proofErr w:type="spellStart"/>
+            <w:r>
+              <w:rPr>
+                <w:sz w:val="20"/>
+              </w:rPr>
+              <w:t>game_scene（通用场景脚本</w:t>
+            </w:r>
+            <w:proofErr w:type="spellEnd"/>
+            <w:r>
+              <w:rPr>
+                <w:sz w:val="20"/>
+              </w:rPr>
+              <w:t>）、</w:t>
+            </w:r>
+            <w:proofErr w:type="spellStart"/>
+            <w:r>
+              <w:rPr>
+                <w:sz w:val="20"/>
+              </w:rPr>
+              <w:t>start（开始界面</w:t>
+            </w:r>
+            <w:proofErr w:type="spellEnd"/>
+            <w:r>
+              <w:rPr>
+                <w:sz w:val="20"/>
+              </w:rPr>
+              <w:t>）、</w:t>
+            </w:r>
+            <w:proofErr w:type="spellStart"/>
+            <w:r>
+              <w:rPr>
+                <w:sz w:val="20"/>
+              </w:rPr>
+              <w:t>intro（开场</w:t>
+            </w:r>
+            <w:proofErr w:type="spellEnd"/>
+            <w:r>
+              <w:rPr>
+                <w:sz w:val="20"/>
+              </w:rPr>
+              <w:t>）</w:t>
             </w:r>
           </w:p>
         </w:tc>
@@ -1599,12 +2001,14 @@
                 <w:rFonts w:hint="eastAsia"/>
               </w:rPr>
             </w:pPr>
+            <w:proofErr w:type="spellStart"/>
             <w:r>
               <w:rPr>
                 <w:sz w:val="20"/>
               </w:rPr>
               <w:t>NPC系统</w:t>
             </w:r>
+            <w:proofErr w:type="spellEnd"/>
           </w:p>
         </w:tc>
         <w:tc>
@@ -1622,7 +2026,21 @@
               <w:rPr>
                 <w:sz w:val="20"/>
               </w:rPr>
-              <w:t>scripts/npc/</w:t>
+              <w:t>scripts/</w:t>
+            </w:r>
+            <w:proofErr w:type="spellStart"/>
+            <w:r>
+              <w:rPr>
+                <w:sz w:val="20"/>
+              </w:rPr>
+              <w:t>npc</w:t>
+            </w:r>
+            <w:proofErr w:type="spellEnd"/>
+            <w:r>
+              <w:rPr>
+                <w:sz w:val="20"/>
+              </w:rPr>
+              <w:t>/</w:t>
             </w:r>
           </w:p>
         </w:tc>
@@ -1637,11 +2055,61 @@
                 <w:rFonts w:hint="eastAsia"/>
               </w:rPr>
             </w:pPr>
-            <w:r>
-              <w:rPr>
-                <w:sz w:val="20"/>
-              </w:rPr>
-              <w:t>merchant（商人）、hotel_owner（旅馆）、village_head（村长）、npc_dialogue（对话）</w:t>
+            <w:proofErr w:type="spellStart"/>
+            <w:r>
+              <w:rPr>
+                <w:sz w:val="20"/>
+              </w:rPr>
+              <w:t>merchant（商人</w:t>
+            </w:r>
+            <w:proofErr w:type="spellEnd"/>
+            <w:r>
+              <w:rPr>
+                <w:sz w:val="20"/>
+              </w:rPr>
+              <w:t>）、</w:t>
+            </w:r>
+            <w:proofErr w:type="spellStart"/>
+            <w:r>
+              <w:rPr>
+                <w:sz w:val="20"/>
+              </w:rPr>
+              <w:t>hotel_owner（旅馆</w:t>
+            </w:r>
+            <w:proofErr w:type="spellEnd"/>
+            <w:r>
+              <w:rPr>
+                <w:sz w:val="20"/>
+              </w:rPr>
+              <w:t>）、</w:t>
+            </w:r>
+            <w:proofErr w:type="spellStart"/>
+            <w:r>
+              <w:rPr>
+                <w:sz w:val="20"/>
+              </w:rPr>
+              <w:t>village_head（村长</w:t>
+            </w:r>
+            <w:proofErr w:type="spellEnd"/>
+            <w:r>
+              <w:rPr>
+                <w:sz w:val="20"/>
+              </w:rPr>
+              <w:t>）、</w:t>
+            </w:r>
+            <w:proofErr w:type="spellStart"/>
+            <w:r>
+              <w:rPr>
+                <w:sz w:val="20"/>
+              </w:rPr>
+              <w:t>npc_dialogue（对话</w:t>
+            </w:r>
+            <w:proofErr w:type="spellEnd"/>
+            <w:r>
+              <w:rPr>
+                <w:sz w:val="20"/>
+              </w:rPr>
+              <w:t>）</w:t>
             </w:r>
           </w:p>
         </w:tc>
@@ -1661,12 +2129,14 @@
                 <w:rFonts w:hint="eastAsia"/>
               </w:rPr>
             </w:pPr>
+            <w:proofErr w:type="spellStart"/>
             <w:r>
               <w:rPr>
                 <w:sz w:val="20"/>
               </w:rPr>
               <w:t>UI系统</w:t>
             </w:r>
+            <w:proofErr w:type="spellEnd"/>
           </w:p>
         </w:tc>
         <w:tc>
@@ -1684,7 +2154,21 @@
               <w:rPr>
                 <w:sz w:val="20"/>
               </w:rPr>
-              <w:t>scripts/ui/</w:t>
+              <w:t>scripts/</w:t>
+            </w:r>
+            <w:proofErr w:type="spellStart"/>
+            <w:r>
+              <w:rPr>
+                <w:sz w:val="20"/>
+              </w:rPr>
+              <w:t>ui</w:t>
+            </w:r>
+            <w:proofErr w:type="spellEnd"/>
+            <w:r>
+              <w:rPr>
+                <w:sz w:val="20"/>
+              </w:rPr>
+              <w:t>/</w:t>
             </w:r>
           </w:p>
         </w:tc>
@@ -1731,8 +2215,16 @@
         <w:rPr>
           <w:rFonts w:ascii="黑体" w:eastAsia="黑体" w:hAnsi="黑体"/>
         </w:rPr>
-        <w:t>3.3 核心类设计</w:t>
-      </w:r>
+        <w:t xml:space="preserve">3.3 </w:t>
+      </w:r>
+      <w:proofErr w:type="spellStart"/>
+      <w:r>
+        <w:rPr>
+          <w:rFonts w:ascii="黑体" w:eastAsia="黑体" w:hAnsi="黑体"/>
+        </w:rPr>
+        <w:t>核心类设计</w:t>
+      </w:r>
+      <w:proofErr w:type="spellEnd"/>
     </w:p>
     <w:p>
       <w:pPr>
@@ -1742,7 +2234,21 @@
         <w:rPr>
           <w:rFonts w:ascii="黑体" w:eastAsia="黑体" w:hAnsi="黑体"/>
         </w:rPr>
-        <w:t>3.3.1 GameData（全局单例）</w:t>
+        <w:t xml:space="preserve">3.3.1 </w:t>
+      </w:r>
+      <w:proofErr w:type="spellStart"/>
+      <w:r>
+        <w:rPr>
+          <w:rFonts w:ascii="黑体" w:eastAsia="黑体" w:hAnsi="黑体"/>
+        </w:rPr>
+        <w:t>GameData（全局单例</w:t>
+      </w:r>
+      <w:proofErr w:type="spellEnd"/>
+      <w:r>
+        <w:rPr>
+          <w:rFonts w:ascii="黑体" w:eastAsia="黑体" w:hAnsi="黑体"/>
+        </w:rPr>
+        <w:t>）</w:t>
       </w:r>
     </w:p>
     <w:p>
@@ -1752,8 +2258,13 @@
           <w:rFonts w:hint="eastAsia"/>
         </w:rPr>
       </w:pPr>
-      <w:r>
-        <w:t>GameData是游戏的数据中枢，管理所有持久化数据：</w:t>
+      <w:proofErr w:type="spellStart"/>
+      <w:r>
+        <w:t>GameData是游戏的数据中枢，管理所有持久化数据</w:t>
+      </w:r>
+      <w:proofErr w:type="spellEnd"/>
+      <w:r>
+        <w:t>：</w:t>
       </w:r>
     </w:p>
     <w:p>
@@ -1789,8 +2300,21 @@
           <w:rFonts w:hint="eastAsia"/>
         </w:rPr>
       </w:pPr>
-      <w:r>
-        <w:t>背包系统：exclusive_backpack（装备背包）、inventory_items（药水道具）</w:t>
+      <w:proofErr w:type="spellStart"/>
+      <w:r>
+        <w:t>背包系统：exclusive_backpack（装备背包</w:t>
+      </w:r>
+      <w:proofErr w:type="spellEnd"/>
+      <w:r>
+        <w:t>）、</w:t>
+      </w:r>
+      <w:proofErr w:type="spellStart"/>
+      <w:r>
+        <w:t>inventory_items（药水道具</w:t>
+      </w:r>
+      <w:proofErr w:type="spellEnd"/>
+      <w:r>
+        <w:t>）</w:t>
       </w:r>
     </w:p>
     <w:p>
@@ -1857,7 +2381,21 @@
         <w:rPr>
           <w:rFonts w:ascii="黑体" w:eastAsia="黑体" w:hAnsi="黑体"/>
         </w:rPr>
-        <w:t>3.3.2 BattleManager（全局单例）</w:t>
+        <w:t xml:space="preserve">3.3.2 </w:t>
+      </w:r>
+      <w:proofErr w:type="spellStart"/>
+      <w:r>
+        <w:rPr>
+          <w:rFonts w:ascii="黑体" w:eastAsia="黑体" w:hAnsi="黑体"/>
+        </w:rPr>
+        <w:t>BattleManager（全局单例</w:t>
+      </w:r>
+      <w:proofErr w:type="spellEnd"/>
+      <w:r>
+        <w:rPr>
+          <w:rFonts w:ascii="黑体" w:eastAsia="黑体" w:hAnsi="黑体"/>
+        </w:rPr>
+        <w:t>）</w:t>
       </w:r>
     </w:p>
     <w:p>
@@ -1867,8 +2405,13 @@
           <w:rFonts w:hint="eastAsia"/>
         </w:rPr>
       </w:pPr>
-      <w:r>
-        <w:t>BattleManager管理战斗流程的状态机：</w:t>
+      <w:proofErr w:type="spellStart"/>
+      <w:r>
+        <w:t>BattleManager管理战斗流程的状态机</w:t>
+      </w:r>
+      <w:proofErr w:type="spellEnd"/>
+      <w:r>
+        <w:t>：</w:t>
       </w:r>
     </w:p>
     <w:p>
@@ -1878,8 +2421,13 @@
           <w:rFonts w:hint="eastAsia"/>
         </w:rPr>
       </w:pPr>
-      <w:r>
-        <w:t>状态枚举：IDLE → STARTING → PLAYER_TURN → ENEMY_TURN → END</w:t>
+      <w:proofErr w:type="spellStart"/>
+      <w:r>
+        <w:t>状态枚举：IDLE</w:t>
+      </w:r>
+      <w:proofErr w:type="spellEnd"/>
+      <w:r>
+        <w:t xml:space="preserve"> → STARTING → PLAYER_TURN → ENEMY_TURN → END</w:t>
       </w:r>
     </w:p>
     <w:p>
@@ -1889,9 +2437,19 @@
           <w:rFonts w:hint="eastAsia"/>
         </w:rPr>
       </w:pPr>
-      <w:r>
-        <w:t>场景切换：进入战斗时切换至combat_manager.tscn，结束后返回原场景</w:t>
-      </w:r>
+      <w:proofErr w:type="spellStart"/>
+      <w:r>
+        <w:t>场景切换：进入战斗时切换至combat_</w:t>
+      </w:r>
+      <w:proofErr w:type="gramStart"/>
+      <w:r>
+        <w:t>manager.tscn</w:t>
+      </w:r>
+      <w:proofErr w:type="gramEnd"/>
+      <w:r>
+        <w:t>，结束后返回原场景</w:t>
+      </w:r>
+      <w:proofErr w:type="spellEnd"/>
     </w:p>
     <w:p>
       <w:pPr>
@@ -1900,9 +2458,11 @@
           <w:rFonts w:hint="eastAsia"/>
         </w:rPr>
       </w:pPr>
+      <w:proofErr w:type="spellStart"/>
       <w:r>
         <w:t>怪物实例化：普通怪物复制精灵帧到monster_battler；Boss直接实例化完整场景</w:t>
       </w:r>
+      <w:proofErr w:type="spellEnd"/>
     </w:p>
     <w:p>
       <w:pPr>
@@ -1926,9 +2486,27 @@
           <w:rFonts w:hint="eastAsia"/>
         </w:rPr>
       </w:pPr>
-      <w:r>
-        <w:t>掉落处理：战斗胜利后调用GameData.generate_drop()生成掉落</w:t>
-      </w:r>
+      <w:proofErr w:type="spellStart"/>
+      <w:r>
+        <w:t>掉落处理：战斗胜利后调用GameData.generate_</w:t>
+      </w:r>
+      <w:proofErr w:type="gramStart"/>
+      <w:r>
+        <w:t>drop</w:t>
+      </w:r>
+      <w:proofErr w:type="spellEnd"/>
+      <w:r>
+        <w:t>(</w:t>
+      </w:r>
+      <w:proofErr w:type="gramEnd"/>
+      <w:r>
+        <w:t>)</w:t>
+      </w:r>
+      <w:proofErr w:type="spellStart"/>
+      <w:r>
+        <w:t>生成掉落</w:t>
+      </w:r>
+      <w:proofErr w:type="spellEnd"/>
     </w:p>
     <w:p>
       <w:pPr>
@@ -1938,7 +2516,21 @@
         <w:rPr>
           <w:rFonts w:ascii="黑体" w:eastAsia="黑体" w:hAnsi="黑体"/>
         </w:rPr>
-        <w:t>3.3.3 game_scene.gd（通用场景脚本）</w:t>
+        <w:t xml:space="preserve">3.3.3 </w:t>
+      </w:r>
+      <w:proofErr w:type="spellStart"/>
+      <w:r>
+        <w:rPr>
+          <w:rFonts w:ascii="黑体" w:eastAsia="黑体" w:hAnsi="黑体"/>
+        </w:rPr>
+        <w:t>game_scene.gd（通用场景脚本</w:t>
+      </w:r>
+      <w:proofErr w:type="spellEnd"/>
+      <w:r>
+        <w:rPr>
+          <w:rFonts w:ascii="黑体" w:eastAsia="黑体" w:hAnsi="黑体"/>
+        </w:rPr>
+        <w:t>）</w:t>
       </w:r>
     </w:p>
     <w:p>
@@ -1948,8 +2540,13 @@
           <w:rFonts w:hint="eastAsia"/>
         </w:rPr>
       </w:pPr>
-      <w:r>
-        <w:t>该脚本被village、forest、undead、finalbattle四个场景共用：</w:t>
+      <w:proofErr w:type="spellStart"/>
+      <w:r>
+        <w:t>该脚本被village、forest、undead、finalbattle四个场景共用</w:t>
+      </w:r>
+      <w:proofErr w:type="spellEnd"/>
+      <w:r>
+        <w:t>：</w:t>
       </w:r>
     </w:p>
     <w:p>
@@ -1980,7 +2577,21 @@
         <w:rPr>
           <w:lang w:eastAsia="zh-CN"/>
         </w:rPr>
-        <w:t>玩家自动创建：如果场景中没有玩家节点，自动从player.tscn实例化</w:t>
+        <w:t>玩家自动创建：如果场景中没有玩家节点，自动从</w:t>
+      </w:r>
+      <w:proofErr w:type="spellStart"/>
+      <w:r>
+        <w:rPr>
+          <w:lang w:eastAsia="zh-CN"/>
+        </w:rPr>
+        <w:t>player.tscn</w:t>
+      </w:r>
+      <w:proofErr w:type="spellEnd"/>
+      <w:r>
+        <w:rPr>
+          <w:lang w:eastAsia="zh-CN"/>
+        </w:rPr>
+        <w:t>实例化</w:t>
       </w:r>
     </w:p>
     <w:p>
@@ -2032,7 +2643,21 @@
         <w:rPr>
           <w:rFonts w:ascii="黑体" w:eastAsia="黑体" w:hAnsi="黑体"/>
         </w:rPr>
-        <w:t>3.3.4 combat_manager.gd（战斗场景控制）</w:t>
+        <w:t xml:space="preserve">3.3.4 </w:t>
+      </w:r>
+      <w:proofErr w:type="spellStart"/>
+      <w:r>
+        <w:rPr>
+          <w:rFonts w:ascii="黑体" w:eastAsia="黑体" w:hAnsi="黑体"/>
+        </w:rPr>
+        <w:t>combat_manager.gd（战斗场景控制</w:t>
+      </w:r>
+      <w:proofErr w:type="spellEnd"/>
+      <w:r>
+        <w:rPr>
+          <w:rFonts w:ascii="黑体" w:eastAsia="黑体" w:hAnsi="黑体"/>
+        </w:rPr>
+        <w:t>）</w:t>
       </w:r>
     </w:p>
     <w:p>
@@ -2042,8 +2667,13 @@
           <w:rFonts w:hint="eastAsia"/>
         </w:rPr>
       </w:pPr>
-      <w:r>
-        <w:t>战斗场景的核心控制器：</w:t>
+      <w:proofErr w:type="spellStart"/>
+      <w:r>
+        <w:t>战斗场景的核心控制器</w:t>
+      </w:r>
+      <w:proofErr w:type="spellEnd"/>
+      <w:r>
+        <w:t>：</w:t>
       </w:r>
     </w:p>
     <w:p>
@@ -2114,8 +2744,16 @@
         <w:rPr>
           <w:lang w:eastAsia="zh-CN"/>
         </w:rPr>
-        <w:t>HUD定位：根据精灵视觉顶部自动计算血条位置</w:t>
-      </w:r>
+        <w:t>HUD定位：根据精灵视觉顶部自动</w:t>
+      </w:r>
+      <w:proofErr w:type="gramStart"/>
+      <w:r>
+        <w:rPr>
+          <w:lang w:eastAsia="zh-CN"/>
+        </w:rPr>
+        <w:t>计算血条位置</w:t>
+      </w:r>
+      <w:proofErr w:type="gramEnd"/>
     </w:p>
     <w:p>
       <w:pPr>
@@ -2129,7 +2767,21 @@
         <w:rPr>
           <w:lang w:eastAsia="zh-CN"/>
         </w:rPr>
-        <w:t>特效系统：震动、破甲图标、全屏闪光、弧形气刃、火焰流光、冲击波等</w:t>
+        <w:t>特效系统：震动、破甲图标、全屏闪光、弧形气</w:t>
+      </w:r>
+      <w:proofErr w:type="gramStart"/>
+      <w:r>
+        <w:rPr>
+          <w:lang w:eastAsia="zh-CN"/>
+        </w:rPr>
+        <w:t>刃</w:t>
+      </w:r>
+      <w:proofErr w:type="gramEnd"/>
+      <w:r>
+        <w:rPr>
+          <w:lang w:eastAsia="zh-CN"/>
+        </w:rPr>
+        <w:t>、火焰流光、冲击波等</w:t>
       </w:r>
     </w:p>
     <w:p>
@@ -2155,8 +2807,16 @@
         <w:rPr>
           <w:rFonts w:ascii="黑体" w:eastAsia="黑体" w:hAnsi="黑体"/>
         </w:rPr>
-        <w:t>3.4 数据流设计</w:t>
-      </w:r>
+        <w:t xml:space="preserve">3.4 </w:t>
+      </w:r>
+      <w:proofErr w:type="spellStart"/>
+      <w:r>
+        <w:rPr>
+          <w:rFonts w:ascii="黑体" w:eastAsia="黑体" w:hAnsi="黑体"/>
+        </w:rPr>
+        <w:t>数据流设计</w:t>
+      </w:r>
+      <w:proofErr w:type="spellEnd"/>
     </w:p>
     <w:p>
       <w:pPr>
@@ -2165,8 +2825,109 @@
           <w:rFonts w:hint="eastAsia"/>
         </w:rPr>
       </w:pPr>
-      <w:r>
-        <w:t>玩家操作 → player.gd（输入处理）→ BattleManager（战斗触发）→ combat_manager.gd（战斗场景）→ 技能选择 → BattleManager（伤害计算）→ GameData（经验/金币/掉落）→ InventoryPanel（装备展示）→ GameData.save_game()（存档）</w:t>
+      <w:proofErr w:type="spellStart"/>
+      <w:r>
+        <w:t>玩家操作</w:t>
+      </w:r>
+      <w:proofErr w:type="spellEnd"/>
+      <w:r>
+        <w:t xml:space="preserve"> → </w:t>
+      </w:r>
+      <w:proofErr w:type="spellStart"/>
+      <w:r>
+        <w:t>player.gd（输入处理</w:t>
+      </w:r>
+      <w:proofErr w:type="spellEnd"/>
+      <w:r>
+        <w:t xml:space="preserve">）→ </w:t>
+      </w:r>
+      <w:proofErr w:type="spellStart"/>
+      <w:r>
+        <w:t>BattleManager（战斗触发</w:t>
+      </w:r>
+      <w:proofErr w:type="spellEnd"/>
+      <w:r>
+        <w:t xml:space="preserve">）→ </w:t>
+      </w:r>
+      <w:proofErr w:type="spellStart"/>
+      <w:r>
+        <w:t>combat_manager.gd（战斗场景</w:t>
+      </w:r>
+      <w:proofErr w:type="spellEnd"/>
+      <w:r>
+        <w:t xml:space="preserve">）→ </w:t>
+      </w:r>
+      <w:proofErr w:type="spellStart"/>
+      <w:r>
+        <w:t>技能选择</w:t>
+      </w:r>
+      <w:proofErr w:type="spellEnd"/>
+      <w:r>
+        <w:t xml:space="preserve"> → </w:t>
+      </w:r>
+      <w:proofErr w:type="spellStart"/>
+      <w:r>
+        <w:t>BattleManager（伤害计算</w:t>
+      </w:r>
+      <w:proofErr w:type="spellEnd"/>
+      <w:r>
+        <w:t xml:space="preserve">）→ </w:t>
+      </w:r>
+      <w:proofErr w:type="spellStart"/>
+      <w:r>
+        <w:t>GameData（经验</w:t>
+      </w:r>
+      <w:proofErr w:type="spellEnd"/>
+      <w:r>
+        <w:t>/</w:t>
+      </w:r>
+      <w:proofErr w:type="spellStart"/>
+      <w:r>
+        <w:t>金币</w:t>
+      </w:r>
+      <w:proofErr w:type="spellEnd"/>
+      <w:r>
+        <w:t>/</w:t>
+      </w:r>
+      <w:proofErr w:type="spellStart"/>
+      <w:r>
+        <w:t>掉落</w:t>
+      </w:r>
+      <w:proofErr w:type="spellEnd"/>
+      <w:r>
+        <w:t xml:space="preserve">）→ </w:t>
+      </w:r>
+      <w:proofErr w:type="spellStart"/>
+      <w:r>
+        <w:t>InventoryPanel（装备展示</w:t>
+      </w:r>
+      <w:proofErr w:type="spellEnd"/>
+      <w:r>
+        <w:t xml:space="preserve">）→ </w:t>
+      </w:r>
+      <w:proofErr w:type="spellStart"/>
+      <w:r>
+        <w:t>GameData.save_</w:t>
+      </w:r>
+      <w:proofErr w:type="gramStart"/>
+      <w:r>
+        <w:t>game</w:t>
+      </w:r>
+      <w:proofErr w:type="spellEnd"/>
+      <w:r>
+        <w:t>(</w:t>
+      </w:r>
+      <w:proofErr w:type="gramEnd"/>
+      <w:r>
+        <w:t>)（</w:t>
+      </w:r>
+      <w:proofErr w:type="spellStart"/>
+      <w:r>
+        <w:t>存档</w:t>
+      </w:r>
+      <w:proofErr w:type="spellEnd"/>
+      <w:r>
+        <w:t>）</w:t>
       </w:r>
     </w:p>
     <w:p>
@@ -2390,6 +3151,7 @@
           <w:lang w:eastAsia="zh-CN"/>
         </w:rPr>
       </w:pPr>
+      <w:proofErr w:type="gramStart"/>
       <w:r>
         <w:rPr>
           <w:rFonts w:ascii="Consolas" w:hAnsi="Consolas"/>
@@ -2397,8 +3159,9 @@
           <w:sz w:val="18"/>
           <w:lang w:eastAsia="zh-CN"/>
         </w:rPr>
-        <w:t>暴击时：伤害</w:t>
-      </w:r>
+        <w:t>暴击时</w:t>
+      </w:r>
+      <w:proofErr w:type="gramEnd"/>
       <w:r>
         <w:rPr>
           <w:rFonts w:ascii="Consolas" w:hAnsi="Consolas"/>
@@ -2406,84 +3169,101 @@
           <w:sz w:val="18"/>
           <w:lang w:eastAsia="zh-CN"/>
         </w:rPr>
-        <w:t xml:space="preserve"> × 1.5</w:t>
-      </w:r>
-    </w:p>
-    <w:p>
-      <w:pPr>
-        <w:pStyle w:val="1"/>
-        <w:rPr>
-          <w:lang w:eastAsia="zh-CN"/>
-        </w:rPr>
-      </w:pPr>
-      <w:r>
-        <w:rPr>
-          <w:rFonts w:ascii="黑体" w:eastAsia="黑体" w:hAnsi="黑体"/>
-          <w:lang w:eastAsia="zh-CN"/>
-        </w:rPr>
-        <w:lastRenderedPageBreak/>
-        <w:t>四、系统实现</w:t>
-      </w:r>
-    </w:p>
-    <w:p>
-      <w:pPr>
-        <w:pStyle w:val="21"/>
-      </w:pPr>
-      <w:r>
-        <w:rPr>
-          <w:rFonts w:ascii="黑体" w:eastAsia="黑体" w:hAnsi="黑体"/>
-        </w:rPr>
-        <w:t>4.1 地图场景实现</w:t>
-      </w:r>
-    </w:p>
-    <w:p>
-      <w:pPr>
-        <w:pStyle w:val="31"/>
-      </w:pPr>
-      <w:r>
-        <w:rPr>
-          <w:rFonts w:ascii="黑体" w:eastAsia="黑体" w:hAnsi="黑体"/>
-        </w:rPr>
-        <w:t>4.1.1 场景结构</w:t>
-      </w:r>
-    </w:p>
-    <w:p>
-      <w:pPr>
-        <w:ind w:firstLine="420"/>
-        <w:rPr>
-          <w:rFonts w:hint="eastAsia"/>
-        </w:rPr>
-      </w:pPr>
-      <w:r>
-        <w:t>每个地图场景（village/forest/undead/finalbattle）继承自game_scene.gd，包含Camera2D节点（定义地图边界和初始缩放）、TileMapLayer节点（使用TileSet拼接地形）、装饰节点（建筑、树木、围栏等静态元素）、SpawnPoint节点（玩家初始生成位置）和传送门节点（场景切换触发器）。</w:t>
-      </w:r>
-    </w:p>
-    <w:p>
-      <w:pPr>
-        <w:pStyle w:val="31"/>
-      </w:pPr>
-      <w:r>
-        <w:rPr>
-          <w:rFonts w:ascii="黑体" w:eastAsia="黑体" w:hAnsi="黑体"/>
-        </w:rPr>
-        <w:t>4.1.2 相机自适应缩放</w:t>
-      </w:r>
-    </w:p>
-    <w:p>
-      <w:pPr>
-        <w:ind w:left="567"/>
-        <w:rPr>
-          <w:rFonts w:hint="eastAsia"/>
-        </w:rPr>
-      </w:pPr>
+        <w:t>：伤害</w:t>
+      </w:r>
       <w:r>
         <w:rPr>
           <w:rFonts w:ascii="Consolas" w:hAnsi="Consolas"/>
           <w:color w:val="333333"/>
           <w:sz w:val="18"/>
-        </w:rPr>
-        <w:t>var zoom_x = viewport_size.x / float(limit_w)</w:t>
-      </w:r>
+          <w:lang w:eastAsia="zh-CN"/>
+        </w:rPr>
+        <w:t xml:space="preserve"> × 1.5</w:t>
+      </w:r>
+    </w:p>
+    <w:p>
+      <w:pPr>
+        <w:pStyle w:val="1"/>
+        <w:rPr>
+          <w:lang w:eastAsia="zh-CN"/>
+        </w:rPr>
+      </w:pPr>
+      <w:r>
+        <w:rPr>
+          <w:rFonts w:ascii="黑体" w:eastAsia="黑体" w:hAnsi="黑体"/>
+          <w:lang w:eastAsia="zh-CN"/>
+        </w:rPr>
+        <w:lastRenderedPageBreak/>
+        <w:t>四、系统实现</w:t>
+      </w:r>
+    </w:p>
+    <w:p>
+      <w:pPr>
+        <w:pStyle w:val="21"/>
+      </w:pPr>
+      <w:r>
+        <w:rPr>
+          <w:rFonts w:ascii="黑体" w:eastAsia="黑体" w:hAnsi="黑体"/>
+        </w:rPr>
+        <w:t xml:space="preserve">4.1 </w:t>
+      </w:r>
+      <w:proofErr w:type="spellStart"/>
+      <w:r>
+        <w:rPr>
+          <w:rFonts w:ascii="黑体" w:eastAsia="黑体" w:hAnsi="黑体"/>
+        </w:rPr>
+        <w:t>地图场景实现</w:t>
+      </w:r>
+      <w:proofErr w:type="spellEnd"/>
+    </w:p>
+    <w:p>
+      <w:pPr>
+        <w:pStyle w:val="31"/>
+      </w:pPr>
+      <w:r>
+        <w:rPr>
+          <w:rFonts w:ascii="黑体" w:eastAsia="黑体" w:hAnsi="黑体"/>
+        </w:rPr>
+        <w:t xml:space="preserve">4.1.1 </w:t>
+      </w:r>
+      <w:proofErr w:type="spellStart"/>
+      <w:r>
+        <w:rPr>
+          <w:rFonts w:ascii="黑体" w:eastAsia="黑体" w:hAnsi="黑体"/>
+        </w:rPr>
+        <w:t>场景结构</w:t>
+      </w:r>
+      <w:proofErr w:type="spellEnd"/>
+    </w:p>
+    <w:p>
+      <w:pPr>
+        <w:ind w:firstLine="420"/>
+        <w:rPr>
+          <w:rFonts w:hint="eastAsia"/>
+        </w:rPr>
+      </w:pPr>
+      <w:r>
+        <w:t>每个地图场景（village/forest/undead/finalbattle）继承自game_scene.gd，包含Camera2D节点（定义地图边界和初始缩放）、TileMapLayer节点（使用TileSet拼接地形）、装饰节点（建筑、树木、围栏等静态元素）、SpawnPoint节点（玩家初始生成位置）和传送门节点（场景切换触发器）。</w:t>
+      </w:r>
+    </w:p>
+    <w:p>
+      <w:pPr>
+        <w:pStyle w:val="31"/>
+      </w:pPr>
+      <w:r>
+        <w:rPr>
+          <w:rFonts w:ascii="黑体" w:eastAsia="黑体" w:hAnsi="黑体"/>
+        </w:rPr>
+        <w:t xml:space="preserve">4.1.2 </w:t>
+      </w:r>
+      <w:proofErr w:type="spellStart"/>
+      <w:r>
+        <w:rPr>
+          <w:rFonts w:ascii="黑体" w:eastAsia="黑体" w:hAnsi="黑体"/>
+        </w:rPr>
+        <w:t>相机自适应缩放</w:t>
+      </w:r>
+      <w:proofErr w:type="spellEnd"/>
     </w:p>
     <w:p>
       <w:pPr>
@@ -2498,39 +3278,249 @@
           <w:color w:val="333333"/>
           <w:sz w:val="18"/>
         </w:rPr>
-        <w:t>var zoom_y = viewport_size.y / float(limit_h)</w:t>
-      </w:r>
-    </w:p>
-    <w:p>
-      <w:pPr>
-        <w:ind w:left="567"/>
-        <w:rPr>
-          <w:rFonts w:hint="eastAsia"/>
-        </w:rPr>
-      </w:pPr>
+        <w:t xml:space="preserve">var </w:t>
+      </w:r>
+      <w:proofErr w:type="spellStart"/>
       <w:r>
         <w:rPr>
           <w:rFonts w:ascii="Consolas" w:hAnsi="Consolas"/>
           <w:color w:val="333333"/>
           <w:sz w:val="18"/>
         </w:rPr>
-        <w:t>var zoom = max(zoom_x, zoom_y, min_zoom)</w:t>
-      </w:r>
-    </w:p>
-    <w:p>
-      <w:pPr>
-        <w:ind w:left="567"/>
-        <w:rPr>
-          <w:rFonts w:hint="eastAsia"/>
-        </w:rPr>
-      </w:pPr>
+        <w:t>zoom_x</w:t>
+      </w:r>
+      <w:proofErr w:type="spellEnd"/>
       <w:r>
         <w:rPr>
           <w:rFonts w:ascii="Consolas" w:hAnsi="Consolas"/>
           <w:color w:val="333333"/>
           <w:sz w:val="18"/>
         </w:rPr>
-        <w:t>camera.zoom = Vector2(zoom, zoom)</w:t>
+        <w:t xml:space="preserve"> = </w:t>
+      </w:r>
+      <w:proofErr w:type="spellStart"/>
+      <w:r>
+        <w:rPr>
+          <w:rFonts w:ascii="Consolas" w:hAnsi="Consolas"/>
+          <w:color w:val="333333"/>
+          <w:sz w:val="18"/>
+        </w:rPr>
+        <w:t>viewport_size.x</w:t>
+      </w:r>
+      <w:proofErr w:type="spellEnd"/>
+      <w:r>
+        <w:rPr>
+          <w:rFonts w:ascii="Consolas" w:hAnsi="Consolas"/>
+          <w:color w:val="333333"/>
+          <w:sz w:val="18"/>
+        </w:rPr>
+        <w:t xml:space="preserve"> / float(</w:t>
+      </w:r>
+      <w:proofErr w:type="spellStart"/>
+      <w:r>
+        <w:rPr>
+          <w:rFonts w:ascii="Consolas" w:hAnsi="Consolas"/>
+          <w:color w:val="333333"/>
+          <w:sz w:val="18"/>
+        </w:rPr>
+        <w:t>limit_w</w:t>
+      </w:r>
+      <w:proofErr w:type="spellEnd"/>
+      <w:r>
+        <w:rPr>
+          <w:rFonts w:ascii="Consolas" w:hAnsi="Consolas"/>
+          <w:color w:val="333333"/>
+          <w:sz w:val="18"/>
+        </w:rPr>
+        <w:t>)</w:t>
+      </w:r>
+    </w:p>
+    <w:p>
+      <w:pPr>
+        <w:ind w:left="567"/>
+        <w:rPr>
+          <w:rFonts w:hint="eastAsia"/>
+        </w:rPr>
+      </w:pPr>
+      <w:r>
+        <w:rPr>
+          <w:rFonts w:ascii="Consolas" w:hAnsi="Consolas"/>
+          <w:color w:val="333333"/>
+          <w:sz w:val="18"/>
+        </w:rPr>
+        <w:t xml:space="preserve">var </w:t>
+      </w:r>
+      <w:proofErr w:type="spellStart"/>
+      <w:r>
+        <w:rPr>
+          <w:rFonts w:ascii="Consolas" w:hAnsi="Consolas"/>
+          <w:color w:val="333333"/>
+          <w:sz w:val="18"/>
+        </w:rPr>
+        <w:t>zoom_y</w:t>
+      </w:r>
+      <w:proofErr w:type="spellEnd"/>
+      <w:r>
+        <w:rPr>
+          <w:rFonts w:ascii="Consolas" w:hAnsi="Consolas"/>
+          <w:color w:val="333333"/>
+          <w:sz w:val="18"/>
+        </w:rPr>
+        <w:t xml:space="preserve"> = </w:t>
+      </w:r>
+      <w:proofErr w:type="spellStart"/>
+      <w:r>
+        <w:rPr>
+          <w:rFonts w:ascii="Consolas" w:hAnsi="Consolas"/>
+          <w:color w:val="333333"/>
+          <w:sz w:val="18"/>
+        </w:rPr>
+        <w:t>viewport_</w:t>
+      </w:r>
+      <w:proofErr w:type="gramStart"/>
+      <w:r>
+        <w:rPr>
+          <w:rFonts w:ascii="Consolas" w:hAnsi="Consolas"/>
+          <w:color w:val="333333"/>
+          <w:sz w:val="18"/>
+        </w:rPr>
+        <w:t>size.y</w:t>
+      </w:r>
+      <w:proofErr w:type="spellEnd"/>
+      <w:proofErr w:type="gramEnd"/>
+      <w:r>
+        <w:rPr>
+          <w:rFonts w:ascii="Consolas" w:hAnsi="Consolas"/>
+          <w:color w:val="333333"/>
+          <w:sz w:val="18"/>
+        </w:rPr>
+        <w:t xml:space="preserve"> / float(</w:t>
+      </w:r>
+      <w:proofErr w:type="spellStart"/>
+      <w:r>
+        <w:rPr>
+          <w:rFonts w:ascii="Consolas" w:hAnsi="Consolas"/>
+          <w:color w:val="333333"/>
+          <w:sz w:val="18"/>
+        </w:rPr>
+        <w:t>limit_h</w:t>
+      </w:r>
+      <w:proofErr w:type="spellEnd"/>
+      <w:r>
+        <w:rPr>
+          <w:rFonts w:ascii="Consolas" w:hAnsi="Consolas"/>
+          <w:color w:val="333333"/>
+          <w:sz w:val="18"/>
+        </w:rPr>
+        <w:t>)</w:t>
+      </w:r>
+    </w:p>
+    <w:p>
+      <w:pPr>
+        <w:ind w:left="567"/>
+        <w:rPr>
+          <w:rFonts w:hint="eastAsia"/>
+        </w:rPr>
+      </w:pPr>
+      <w:r>
+        <w:rPr>
+          <w:rFonts w:ascii="Consolas" w:hAnsi="Consolas"/>
+          <w:color w:val="333333"/>
+          <w:sz w:val="18"/>
+        </w:rPr>
+        <w:t xml:space="preserve">var zoom = </w:t>
+      </w:r>
+      <w:proofErr w:type="gramStart"/>
+      <w:r>
+        <w:rPr>
+          <w:rFonts w:ascii="Consolas" w:hAnsi="Consolas"/>
+          <w:color w:val="333333"/>
+          <w:sz w:val="18"/>
+        </w:rPr>
+        <w:t>max(</w:t>
+      </w:r>
+      <w:proofErr w:type="spellStart"/>
+      <w:proofErr w:type="gramEnd"/>
+      <w:r>
+        <w:rPr>
+          <w:rFonts w:ascii="Consolas" w:hAnsi="Consolas"/>
+          <w:color w:val="333333"/>
+          <w:sz w:val="18"/>
+        </w:rPr>
+        <w:t>zoom_x</w:t>
+      </w:r>
+      <w:proofErr w:type="spellEnd"/>
+      <w:r>
+        <w:rPr>
+          <w:rFonts w:ascii="Consolas" w:hAnsi="Consolas"/>
+          <w:color w:val="333333"/>
+          <w:sz w:val="18"/>
+        </w:rPr>
+        <w:t xml:space="preserve">, </w:t>
+      </w:r>
+      <w:proofErr w:type="spellStart"/>
+      <w:r>
+        <w:rPr>
+          <w:rFonts w:ascii="Consolas" w:hAnsi="Consolas"/>
+          <w:color w:val="333333"/>
+          <w:sz w:val="18"/>
+        </w:rPr>
+        <w:t>zoom_y</w:t>
+      </w:r>
+      <w:proofErr w:type="spellEnd"/>
+      <w:r>
+        <w:rPr>
+          <w:rFonts w:ascii="Consolas" w:hAnsi="Consolas"/>
+          <w:color w:val="333333"/>
+          <w:sz w:val="18"/>
+        </w:rPr>
+        <w:t xml:space="preserve">, </w:t>
+      </w:r>
+      <w:proofErr w:type="spellStart"/>
+      <w:r>
+        <w:rPr>
+          <w:rFonts w:ascii="Consolas" w:hAnsi="Consolas"/>
+          <w:color w:val="333333"/>
+          <w:sz w:val="18"/>
+        </w:rPr>
+        <w:t>min_zoom</w:t>
+      </w:r>
+      <w:proofErr w:type="spellEnd"/>
+      <w:r>
+        <w:rPr>
+          <w:rFonts w:ascii="Consolas" w:hAnsi="Consolas"/>
+          <w:color w:val="333333"/>
+          <w:sz w:val="18"/>
+        </w:rPr>
+        <w:t>)</w:t>
+      </w:r>
+    </w:p>
+    <w:p>
+      <w:pPr>
+        <w:ind w:left="567"/>
+        <w:rPr>
+          <w:rFonts w:hint="eastAsia"/>
+        </w:rPr>
+      </w:pPr>
+      <w:proofErr w:type="spellStart"/>
+      <w:proofErr w:type="gramStart"/>
+      <w:r>
+        <w:rPr>
+          <w:rFonts w:ascii="Consolas" w:hAnsi="Consolas"/>
+          <w:color w:val="333333"/>
+          <w:sz w:val="18"/>
+        </w:rPr>
+        <w:t>camera.zoom</w:t>
+      </w:r>
+      <w:proofErr w:type="spellEnd"/>
+      <w:proofErr w:type="gramEnd"/>
+      <w:r>
+        <w:rPr>
+          <w:rFonts w:ascii="Consolas" w:hAnsi="Consolas"/>
+          <w:color w:val="333333"/>
+          <w:sz w:val="18"/>
+        </w:rPr>
+        <w:t xml:space="preserve"> = Vector2(zoom, zoom)</w:t>
       </w:r>
     </w:p>
     <w:p>
@@ -2586,8 +3576,16 @@
         <w:rPr>
           <w:rFonts w:ascii="黑体" w:eastAsia="黑体" w:hAnsi="黑体"/>
         </w:rPr>
-        <w:t>4.2 玩家控制实现</w:t>
-      </w:r>
+        <w:t xml:space="preserve">4.2 </w:t>
+      </w:r>
+      <w:proofErr w:type="spellStart"/>
+      <w:r>
+        <w:rPr>
+          <w:rFonts w:ascii="黑体" w:eastAsia="黑体" w:hAnsi="黑体"/>
+        </w:rPr>
+        <w:t>玩家控制实现</w:t>
+      </w:r>
+      <w:proofErr w:type="spellEnd"/>
     </w:p>
     <w:p>
       <w:pPr>
@@ -2597,7 +3595,31 @@
         </w:rPr>
       </w:pPr>
       <w:r>
-        <w:t>玩家通过方向键（WASD或方向键）控制移动，使用CharacterBody2D的move_and_slide()实现物理碰撞。动画状态机包含idle和walk两种状态，根据移动方向自动翻转精灵。player.gd在_ready()时从GameData加载属性，在进入战斗前通过save_data_to_global()保存当前状态，战斗结束后重新加载，实现场景间数据传递。</w:t>
+        <w:t>玩家通过方向键（WASD或方向键）控制移动，使用CharacterBody2D的move_and_slide</w:t>
+      </w:r>
+      <w:proofErr w:type="gramStart"/>
+      <w:r>
+        <w:t>()实现物理碰撞</w:t>
+      </w:r>
+      <w:proofErr w:type="gramEnd"/>
+      <w:r>
+        <w:t>。动画状态机包含idle和walk两种状态，根据移动方向自动翻转精灵。player.gd在_ready</w:t>
+      </w:r>
+      <w:proofErr w:type="gramStart"/>
+      <w:r>
+        <w:t>()时从</w:t>
+      </w:r>
+      <w:proofErr w:type="gramEnd"/>
+      <w:r>
+        <w:t>GameData加载属性，在进入战斗前通过save_data_to_</w:t>
+      </w:r>
+      <w:proofErr w:type="gramStart"/>
+      <w:r>
+        <w:t>global(</w:t>
+      </w:r>
+      <w:proofErr w:type="gramEnd"/>
+      <w:r>
+        <w:t>)保存当前状态，战斗结束后重新加载，实现场景间数据传递。</w:t>
       </w:r>
     </w:p>
     <w:p>
@@ -2609,8 +3631,16 @@
           <w:rFonts w:ascii="黑体" w:eastAsia="黑体" w:hAnsi="黑体"/>
         </w:rPr>
         <w:lastRenderedPageBreak/>
-        <w:t>4.3 战斗系统实现</w:t>
-      </w:r>
+        <w:t xml:space="preserve">4.3 </w:t>
+      </w:r>
+      <w:proofErr w:type="spellStart"/>
+      <w:r>
+        <w:rPr>
+          <w:rFonts w:ascii="黑体" w:eastAsia="黑体" w:hAnsi="黑体"/>
+        </w:rPr>
+        <w:t>战斗系统实现</w:t>
+      </w:r>
+      <w:proofErr w:type="spellEnd"/>
     </w:p>
     <w:p>
       <w:pPr>
@@ -2620,8 +3650,16 @@
         <w:rPr>
           <w:rFonts w:ascii="黑体" w:eastAsia="黑体" w:hAnsi="黑体"/>
         </w:rPr>
-        <w:t>4.3.1 战斗场景初始化流程</w:t>
-      </w:r>
+        <w:t xml:space="preserve">4.3.1 </w:t>
+      </w:r>
+      <w:proofErr w:type="spellStart"/>
+      <w:r>
+        <w:rPr>
+          <w:rFonts w:ascii="黑体" w:eastAsia="黑体" w:hAnsi="黑体"/>
+        </w:rPr>
+        <w:t>战斗场景初始化流程</w:t>
+      </w:r>
+      <w:proofErr w:type="spellEnd"/>
     </w:p>
     <w:p>
       <w:pPr>
@@ -2631,8 +3669,21 @@
         </w:rPr>
       </w:pPr>
       <w:r>
-        <w:t>1. 玩家触发战斗 → BattleManager记录位置和敌人信息</w:t>
-      </w:r>
+        <w:t xml:space="preserve">1. </w:t>
+      </w:r>
+      <w:proofErr w:type="spellStart"/>
+      <w:r>
+        <w:t>玩家触发战斗</w:t>
+      </w:r>
+      <w:proofErr w:type="spellEnd"/>
+      <w:r>
+        <w:t xml:space="preserve"> → </w:t>
+      </w:r>
+      <w:proofErr w:type="spellStart"/>
+      <w:r>
+        <w:t>BattleManager记录位置和敌人信息</w:t>
+      </w:r>
+      <w:proofErr w:type="spellEnd"/>
     </w:p>
     <w:p>
       <w:pPr>
@@ -2642,8 +3693,18 @@
         </w:rPr>
       </w:pPr>
       <w:r>
-        <w:t>2. 切换场景至combat_manager.tscn</w:t>
-      </w:r>
+        <w:t xml:space="preserve">2. </w:t>
+      </w:r>
+      <w:proofErr w:type="spellStart"/>
+      <w:r>
+        <w:t>切换场景至combat_</w:t>
+      </w:r>
+      <w:proofErr w:type="gramStart"/>
+      <w:r>
+        <w:t>manager.tscn</w:t>
+      </w:r>
+      <w:proofErr w:type="spellEnd"/>
+      <w:proofErr w:type="gramEnd"/>
     </w:p>
     <w:p>
       <w:pPr>
@@ -2653,8 +3714,29 @@
         </w:rPr>
       </w:pPr>
       <w:r>
-        <w:t>3. combat_manager._ready()：设置生成点、初始朝向、背景适配</w:t>
-      </w:r>
+        <w:t xml:space="preserve">3. </w:t>
+      </w:r>
+      <w:proofErr w:type="spellStart"/>
+      <w:r>
+        <w:t>combat_</w:t>
+      </w:r>
+      <w:proofErr w:type="gramStart"/>
+      <w:r>
+        <w:t>manager._ready</w:t>
+      </w:r>
+      <w:proofErr w:type="spellEnd"/>
+      <w:r>
+        <w:t>(</w:t>
+      </w:r>
+      <w:proofErr w:type="gramEnd"/>
+      <w:r>
+        <w:t>)：</w:t>
+      </w:r>
+      <w:proofErr w:type="spellStart"/>
+      <w:r>
+        <w:t>设置生成点、初始朝向、背景适配</w:t>
+      </w:r>
+      <w:proofErr w:type="spellEnd"/>
     </w:p>
     <w:p>
       <w:pPr>
@@ -2664,8 +3746,47 @@
         </w:rPr>
       </w:pPr>
       <w:r>
-        <w:t>4. BattleManager._on_scene_change()：根据敌人类型（普通/Boss）设置怪物</w:t>
-      </w:r>
+        <w:t xml:space="preserve">4. </w:t>
+      </w:r>
+      <w:proofErr w:type="spellStart"/>
+      <w:proofErr w:type="gramStart"/>
+      <w:r>
+        <w:t>BattleManager</w:t>
+      </w:r>
+      <w:proofErr w:type="spellEnd"/>
+      <w:r>
+        <w:t>._</w:t>
+      </w:r>
+      <w:proofErr w:type="spellStart"/>
+      <w:proofErr w:type="gramEnd"/>
+      <w:r>
+        <w:t>on_scene_</w:t>
+      </w:r>
+      <w:proofErr w:type="gramStart"/>
+      <w:r>
+        <w:t>change</w:t>
+      </w:r>
+      <w:proofErr w:type="spellEnd"/>
+      <w:r>
+        <w:t>(</w:t>
+      </w:r>
+      <w:proofErr w:type="gramEnd"/>
+      <w:r>
+        <w:t>)：</w:t>
+      </w:r>
+      <w:proofErr w:type="spellStart"/>
+      <w:r>
+        <w:t>根据敌人类型（普通</w:t>
+      </w:r>
+      <w:proofErr w:type="spellEnd"/>
+      <w:r>
+        <w:t>/</w:t>
+      </w:r>
+      <w:proofErr w:type="spellStart"/>
+      <w:r>
+        <w:t>Boss）设置怪物</w:t>
+      </w:r>
+      <w:proofErr w:type="spellEnd"/>
     </w:p>
     <w:p>
       <w:pPr>
@@ -2679,7 +3800,21 @@
         <w:rPr>
           <w:lang w:eastAsia="zh-CN"/>
         </w:rPr>
-        <w:t>5. combat_manager.refit()：重新计算缩放和脚对齐</w:t>
+        <w:t xml:space="preserve">5. </w:t>
+      </w:r>
+      <w:proofErr w:type="spellStart"/>
+      <w:r>
+        <w:rPr>
+          <w:lang w:eastAsia="zh-CN"/>
+        </w:rPr>
+        <w:t>combat_manager.refit</w:t>
+      </w:r>
+      <w:proofErr w:type="spellEnd"/>
+      <w:r>
+        <w:rPr>
+          <w:lang w:eastAsia="zh-CN"/>
+        </w:rPr>
+        <w:t>()：重新计算缩放和脚对齐</w:t>
       </w:r>
     </w:p>
     <w:p>
@@ -2735,7 +3870,23 @@
         </w:rPr>
       </w:pPr>
       <w:r>
-        <w:t>2. 将精灵position重置为(0, 0)</w:t>
+        <w:t xml:space="preserve">2. </w:t>
+      </w:r>
+      <w:proofErr w:type="spellStart"/>
+      <w:r>
+        <w:t>将精灵position</w:t>
+      </w:r>
+      <w:proofErr w:type="gramStart"/>
+      <w:r>
+        <w:t>重置为</w:t>
+      </w:r>
+      <w:proofErr w:type="spellEnd"/>
+      <w:r>
+        <w:t>(</w:t>
+      </w:r>
+      <w:proofErr w:type="gramEnd"/>
+      <w:r>
+        <w:t>0, 0)</w:t>
       </w:r>
     </w:p>
     <w:p>
@@ -2746,8 +3897,39 @@
         </w:rPr>
       </w:pPr>
       <w:r>
-        <w:t>3. 设置offset = (0, -frame_size.y / 2)，使精灵底部对齐节点原点</w:t>
-      </w:r>
+        <w:t xml:space="preserve">3. </w:t>
+      </w:r>
+      <w:proofErr w:type="spellStart"/>
+      <w:r>
+        <w:t>设置offset</w:t>
+      </w:r>
+      <w:proofErr w:type="spellEnd"/>
+      <w:r>
+        <w:t xml:space="preserve"> = (0, -</w:t>
+      </w:r>
+      <w:proofErr w:type="spellStart"/>
+      <w:r>
+        <w:t>frame_</w:t>
+      </w:r>
+      <w:proofErr w:type="gramStart"/>
+      <w:r>
+        <w:t>size.y</w:t>
+      </w:r>
+      <w:proofErr w:type="spellEnd"/>
+      <w:proofErr w:type="gramEnd"/>
+      <w:r>
+        <w:t xml:space="preserve"> / </w:t>
+      </w:r>
+      <w:proofErr w:type="gramStart"/>
+      <w:r>
+        <w:t>2)，</w:t>
+      </w:r>
+      <w:proofErr w:type="spellStart"/>
+      <w:proofErr w:type="gramEnd"/>
+      <w:r>
+        <w:t>使精灵底部对齐节点原点</w:t>
+      </w:r>
+      <w:proofErr w:type="spellEnd"/>
     </w:p>
     <w:p>
       <w:pPr>
@@ -2756,8 +3938,34 @@
           <w:rFonts w:hint="eastAsia"/>
         </w:rPr>
       </w:pPr>
-      <w:r>
-        <w:t>关键修复：脚对齐计算中offset不能乘以scale因子，因为Godot渲染管线中offset先于scale应用，直接使用 offset = (0, -frame_size.y / 2) 即可保证正确对齐。</w:t>
+      <w:proofErr w:type="spellStart"/>
+      <w:r>
+        <w:t>关键修复：脚对齐计算中offset不能乘以scale因子，因为Godot渲染管线中offset先于scale应用，直接使用</w:t>
+      </w:r>
+      <w:proofErr w:type="spellEnd"/>
+      <w:r>
+        <w:t xml:space="preserve"> offset = (0, -</w:t>
+      </w:r>
+      <w:proofErr w:type="spellStart"/>
+      <w:r>
+        <w:t>frame_</w:t>
+      </w:r>
+      <w:proofErr w:type="gramStart"/>
+      <w:r>
+        <w:t>size.y</w:t>
+      </w:r>
+      <w:proofErr w:type="spellEnd"/>
+      <w:proofErr w:type="gramEnd"/>
+      <w:r>
+        <w:t xml:space="preserve"> / 2) </w:t>
+      </w:r>
+      <w:proofErr w:type="spellStart"/>
+      <w:r>
+        <w:t>即可保证正确对齐</w:t>
+      </w:r>
+      <w:proofErr w:type="spellEnd"/>
+      <w:r>
+        <w:t>。</w:t>
       </w:r>
     </w:p>
     <w:p>
@@ -2787,7 +3995,35 @@
         <w:rPr>
           <w:lang w:eastAsia="zh-CN"/>
         </w:rPr>
-        <w:t>战斗场景使用设计分辨率1152×648作为基准。计算窗口与设计分辨率的比例scale_factor，背景按scale_factor等比缩放居中。玩家高度缩放到PLAYER_TARGET_HEIGHT（130像素），怪物高度为玩家高度×1.3倍，上限为玩家高度的1.5倍。</w:t>
+        <w:t>战斗场景使用设计分辨率1152×648作为基准。计算窗口与设计分辨率的比例</w:t>
+      </w:r>
+      <w:proofErr w:type="spellStart"/>
+      <w:r>
+        <w:rPr>
+          <w:lang w:eastAsia="zh-CN"/>
+        </w:rPr>
+        <w:t>scale_factor</w:t>
+      </w:r>
+      <w:proofErr w:type="spellEnd"/>
+      <w:r>
+        <w:rPr>
+          <w:lang w:eastAsia="zh-CN"/>
+        </w:rPr>
+        <w:t>，背景按</w:t>
+      </w:r>
+      <w:proofErr w:type="spellStart"/>
+      <w:r>
+        <w:rPr>
+          <w:lang w:eastAsia="zh-CN"/>
+        </w:rPr>
+        <w:t>scale_factor</w:t>
+      </w:r>
+      <w:proofErr w:type="spellEnd"/>
+      <w:r>
+        <w:rPr>
+          <w:lang w:eastAsia="zh-CN"/>
+        </w:rPr>
+        <w:t>等比缩放居中。玩家高度缩放到PLAYER_TARGET_HEIGHT（130像素），怪物高度为玩家高度×1.3倍，上限为玩家高度的1.5倍。</w:t>
       </w:r>
     </w:p>
     <w:p>
@@ -2799,8 +4035,16 @@
           <w:rFonts w:ascii="黑体" w:eastAsia="黑体" w:hAnsi="黑体"/>
         </w:rPr>
         <w:lastRenderedPageBreak/>
-        <w:t>4.3.4 技能特效系统</w:t>
-      </w:r>
+        <w:t xml:space="preserve">4.3.4 </w:t>
+      </w:r>
+      <w:proofErr w:type="spellStart"/>
+      <w:r>
+        <w:rPr>
+          <w:rFonts w:ascii="黑体" w:eastAsia="黑体" w:hAnsi="黑体"/>
+        </w:rPr>
+        <w:t>技能特效系统</w:t>
+      </w:r>
+      <w:proofErr w:type="spellEnd"/>
     </w:p>
     <w:tbl>
       <w:tblPr>
@@ -2829,6 +4073,7 @@
                 <w:rFonts w:hint="eastAsia"/>
               </w:rPr>
             </w:pPr>
+            <w:proofErr w:type="spellStart"/>
             <w:r>
               <w:rPr>
                 <w:b/>
@@ -2836,6 +4081,7 @@
               </w:rPr>
               <w:t>技能</w:t>
             </w:r>
+            <w:proofErr w:type="spellEnd"/>
           </w:p>
         </w:tc>
         <w:tc>
@@ -2850,6 +4096,7 @@
                 <w:rFonts w:hint="eastAsia"/>
               </w:rPr>
             </w:pPr>
+            <w:proofErr w:type="spellStart"/>
             <w:r>
               <w:rPr>
                 <w:b/>
@@ -2857,6 +4104,7 @@
               </w:rPr>
               <w:t>特效描述</w:t>
             </w:r>
+            <w:proofErr w:type="spellEnd"/>
           </w:p>
         </w:tc>
       </w:tr>
@@ -2875,12 +4123,14 @@
                 <w:rFonts w:hint="eastAsia"/>
               </w:rPr>
             </w:pPr>
+            <w:proofErr w:type="spellStart"/>
             <w:r>
               <w:rPr>
                 <w:sz w:val="20"/>
               </w:rPr>
               <w:t>重斩</w:t>
             </w:r>
+            <w:proofErr w:type="spellEnd"/>
           </w:p>
         </w:tc>
         <w:tc>
@@ -2918,12 +4168,14 @@
                 <w:rFonts w:hint="eastAsia"/>
               </w:rPr>
             </w:pPr>
+            <w:proofErr w:type="spellStart"/>
             <w:r>
               <w:rPr>
                 <w:sz w:val="20"/>
               </w:rPr>
               <w:t>破甲斩</w:t>
             </w:r>
+            <w:proofErr w:type="spellEnd"/>
           </w:p>
         </w:tc>
         <w:tc>
@@ -2943,7 +4195,23 @@
                 <w:sz w:val="20"/>
                 <w:lang w:eastAsia="zh-CN"/>
               </w:rPr>
-              <w:t>短距弧形重劈 + 盔甲碎裂白光 + 金属碎片飞散 + 怪物震动12px</w:t>
+              <w:t>短距</w:t>
+            </w:r>
+            <w:proofErr w:type="gramStart"/>
+            <w:r>
+              <w:rPr>
+                <w:sz w:val="20"/>
+                <w:lang w:eastAsia="zh-CN"/>
+              </w:rPr>
+              <w:t>弧形重劈</w:t>
+            </w:r>
+            <w:proofErr w:type="gramEnd"/>
+            <w:r>
+              <w:rPr>
+                <w:sz w:val="20"/>
+                <w:lang w:eastAsia="zh-CN"/>
+              </w:rPr>
+              <w:t xml:space="preserve"> + 盔甲碎裂白光 + 金属碎片飞散 + 怪物震动12px</w:t>
             </w:r>
           </w:p>
         </w:tc>
@@ -2963,12 +4231,14 @@
                 <w:rFonts w:hint="eastAsia"/>
               </w:rPr>
             </w:pPr>
+            <w:proofErr w:type="spellStart"/>
             <w:r>
               <w:rPr>
                 <w:sz w:val="20"/>
               </w:rPr>
               <w:t>怒斩苍穹</w:t>
             </w:r>
+            <w:proofErr w:type="spellEnd"/>
           </w:p>
         </w:tc>
         <w:tc>
@@ -2988,7 +4258,23 @@
                 <w:sz w:val="20"/>
                 <w:lang w:eastAsia="zh-CN"/>
               </w:rPr>
-              <w:t>全屏纯白强光 → 弧形气刃 → 3条斜斩 → 火焰流光 → 十字交叉斩 → 冲击波扩散</w:t>
+              <w:t>全屏纯白强光 → 弧形气</w:t>
+            </w:r>
+            <w:proofErr w:type="gramStart"/>
+            <w:r>
+              <w:rPr>
+                <w:sz w:val="20"/>
+                <w:lang w:eastAsia="zh-CN"/>
+              </w:rPr>
+              <w:t>刃</w:t>
+            </w:r>
+            <w:proofErr w:type="gramEnd"/>
+            <w:r>
+              <w:rPr>
+                <w:sz w:val="20"/>
+                <w:lang w:eastAsia="zh-CN"/>
+              </w:rPr>
+              <w:t xml:space="preserve"> → 3条斜斩 → 火焰流光 → 十字交叉斩 → 冲击波扩散</w:t>
             </w:r>
           </w:p>
         </w:tc>
@@ -3107,6 +4393,7 @@
                 <w:rFonts w:hint="eastAsia"/>
               </w:rPr>
             </w:pPr>
+            <w:proofErr w:type="spellStart"/>
             <w:r>
               <w:rPr>
                 <w:b/>
@@ -3114,6 +4401,7 @@
               </w:rPr>
               <w:t>层级</w:t>
             </w:r>
+            <w:proofErr w:type="spellEnd"/>
           </w:p>
         </w:tc>
         <w:tc>
@@ -3128,6 +4416,7 @@
                 <w:rFonts w:hint="eastAsia"/>
               </w:rPr>
             </w:pPr>
+            <w:proofErr w:type="spellStart"/>
             <w:r>
               <w:rPr>
                 <w:b/>
@@ -3135,6 +4424,7 @@
               </w:rPr>
               <w:t>套装名称</w:t>
             </w:r>
+            <w:proofErr w:type="spellEnd"/>
           </w:p>
         </w:tc>
         <w:tc>
@@ -3149,6 +4439,7 @@
                 <w:rFonts w:hint="eastAsia"/>
               </w:rPr>
             </w:pPr>
+            <w:proofErr w:type="spellStart"/>
             <w:r>
               <w:rPr>
                 <w:b/>
@@ -3156,6 +4447,7 @@
               </w:rPr>
               <w:t>武器攻击</w:t>
             </w:r>
+            <w:proofErr w:type="spellEnd"/>
           </w:p>
         </w:tc>
         <w:tc>
@@ -3170,6 +4462,7 @@
                 <w:rFonts w:hint="eastAsia"/>
               </w:rPr>
             </w:pPr>
+            <w:proofErr w:type="spellStart"/>
             <w:r>
               <w:rPr>
                 <w:b/>
@@ -3177,6 +4470,7 @@
               </w:rPr>
               <w:t>护甲防御</w:t>
             </w:r>
+            <w:proofErr w:type="spellEnd"/>
           </w:p>
         </w:tc>
         <w:tc>
@@ -3191,6 +4485,7 @@
                 <w:rFonts w:hint="eastAsia"/>
               </w:rPr>
             </w:pPr>
+            <w:proofErr w:type="spellStart"/>
             <w:r>
               <w:rPr>
                 <w:b/>
@@ -3198,6 +4493,7 @@
               </w:rPr>
               <w:t>饰品生命</w:t>
             </w:r>
+            <w:proofErr w:type="spellEnd"/>
           </w:p>
         </w:tc>
       </w:tr>
@@ -3235,12 +4531,14 @@
                 <w:rFonts w:hint="eastAsia"/>
               </w:rPr>
             </w:pPr>
+            <w:proofErr w:type="spellStart"/>
             <w:r>
               <w:rPr>
                 <w:sz w:val="20"/>
               </w:rPr>
               <w:t>生铁套装</w:t>
             </w:r>
+            <w:proofErr w:type="spellEnd"/>
           </w:p>
         </w:tc>
         <w:tc>
@@ -3254,11 +4552,19 @@
                 <w:rFonts w:hint="eastAsia"/>
               </w:rPr>
             </w:pPr>
-            <w:r>
-              <w:rPr>
-                <w:sz w:val="20"/>
-              </w:rPr>
-              <w:t>生铁剑 +2</w:t>
+            <w:proofErr w:type="spellStart"/>
+            <w:r>
+              <w:rPr>
+                <w:sz w:val="20"/>
+              </w:rPr>
+              <w:t>生铁剑</w:t>
+            </w:r>
+            <w:proofErr w:type="spellEnd"/>
+            <w:r>
+              <w:rPr>
+                <w:sz w:val="20"/>
+              </w:rPr>
+              <w:t xml:space="preserve"> +2</w:t>
             </w:r>
           </w:p>
         </w:tc>
@@ -3273,11 +4579,19 @@
                 <w:rFonts w:hint="eastAsia"/>
               </w:rPr>
             </w:pPr>
-            <w:r>
-              <w:rPr>
-                <w:sz w:val="20"/>
-              </w:rPr>
-              <w:t>皮甲 +1</w:t>
+            <w:proofErr w:type="spellStart"/>
+            <w:r>
+              <w:rPr>
+                <w:sz w:val="20"/>
+              </w:rPr>
+              <w:t>皮甲</w:t>
+            </w:r>
+            <w:proofErr w:type="spellEnd"/>
+            <w:r>
+              <w:rPr>
+                <w:sz w:val="20"/>
+              </w:rPr>
+              <w:t xml:space="preserve"> +1</w:t>
             </w:r>
           </w:p>
         </w:tc>
@@ -3292,11 +4606,19 @@
                 <w:rFonts w:hint="eastAsia"/>
               </w:rPr>
             </w:pPr>
-            <w:r>
-              <w:rPr>
-                <w:sz w:val="20"/>
-              </w:rPr>
-              <w:t>铜戒 +8</w:t>
+            <w:proofErr w:type="spellStart"/>
+            <w:r>
+              <w:rPr>
+                <w:sz w:val="20"/>
+              </w:rPr>
+              <w:t>铜戒</w:t>
+            </w:r>
+            <w:proofErr w:type="spellEnd"/>
+            <w:r>
+              <w:rPr>
+                <w:sz w:val="20"/>
+              </w:rPr>
+              <w:t xml:space="preserve"> +8</w:t>
             </w:r>
           </w:p>
         </w:tc>
@@ -3335,12 +4657,14 @@
                 <w:rFonts w:hint="eastAsia"/>
               </w:rPr>
             </w:pPr>
+            <w:proofErr w:type="spellStart"/>
             <w:r>
               <w:rPr>
                 <w:sz w:val="20"/>
               </w:rPr>
               <w:t>寒铁套装</w:t>
             </w:r>
+            <w:proofErr w:type="spellEnd"/>
           </w:p>
         </w:tc>
         <w:tc>
@@ -3354,11 +4678,19 @@
                 <w:rFonts w:hint="eastAsia"/>
               </w:rPr>
             </w:pPr>
-            <w:r>
-              <w:rPr>
-                <w:sz w:val="20"/>
-              </w:rPr>
-              <w:t>寒铁长剑 +5</w:t>
+            <w:proofErr w:type="spellStart"/>
+            <w:r>
+              <w:rPr>
+                <w:sz w:val="20"/>
+              </w:rPr>
+              <w:t>寒铁长剑</w:t>
+            </w:r>
+            <w:proofErr w:type="spellEnd"/>
+            <w:r>
+              <w:rPr>
+                <w:sz w:val="20"/>
+              </w:rPr>
+              <w:t xml:space="preserve"> +5</w:t>
             </w:r>
           </w:p>
         </w:tc>
@@ -3373,11 +4705,19 @@
                 <w:rFonts w:hint="eastAsia"/>
               </w:rPr>
             </w:pPr>
-            <w:r>
-              <w:rPr>
-                <w:sz w:val="20"/>
-              </w:rPr>
-              <w:t>锻铁甲 +3</w:t>
+            <w:proofErr w:type="spellStart"/>
+            <w:r>
+              <w:rPr>
+                <w:sz w:val="20"/>
+              </w:rPr>
+              <w:t>锻铁甲</w:t>
+            </w:r>
+            <w:proofErr w:type="spellEnd"/>
+            <w:r>
+              <w:rPr>
+                <w:sz w:val="20"/>
+              </w:rPr>
+              <w:t xml:space="preserve"> +3</w:t>
             </w:r>
           </w:p>
         </w:tc>
@@ -3392,11 +4732,19 @@
                 <w:rFonts w:hint="eastAsia"/>
               </w:rPr>
             </w:pPr>
-            <w:r>
-              <w:rPr>
-                <w:sz w:val="20"/>
-              </w:rPr>
-              <w:t>银光戒 +18</w:t>
+            <w:proofErr w:type="spellStart"/>
+            <w:r>
+              <w:rPr>
+                <w:sz w:val="20"/>
+              </w:rPr>
+              <w:t>银光戒</w:t>
+            </w:r>
+            <w:proofErr w:type="spellEnd"/>
+            <w:r>
+              <w:rPr>
+                <w:sz w:val="20"/>
+              </w:rPr>
+              <w:t xml:space="preserve"> +18</w:t>
             </w:r>
           </w:p>
         </w:tc>
@@ -3435,12 +4783,14 @@
                 <w:rFonts w:hint="eastAsia"/>
               </w:rPr>
             </w:pPr>
+            <w:proofErr w:type="spellStart"/>
             <w:r>
               <w:rPr>
                 <w:sz w:val="20"/>
               </w:rPr>
               <w:t>烈焰套装</w:t>
             </w:r>
+            <w:proofErr w:type="spellEnd"/>
           </w:p>
         </w:tc>
         <w:tc>
@@ -3454,11 +4804,19 @@
                 <w:rFonts w:hint="eastAsia"/>
               </w:rPr>
             </w:pPr>
-            <w:r>
-              <w:rPr>
-                <w:sz w:val="20"/>
-              </w:rPr>
-              <w:t>烈焰剑 +9</w:t>
+            <w:proofErr w:type="spellStart"/>
+            <w:r>
+              <w:rPr>
+                <w:sz w:val="20"/>
+              </w:rPr>
+              <w:t>烈焰剑</w:t>
+            </w:r>
+            <w:proofErr w:type="spellEnd"/>
+            <w:r>
+              <w:rPr>
+                <w:sz w:val="20"/>
+              </w:rPr>
+              <w:t xml:space="preserve"> +9</w:t>
             </w:r>
           </w:p>
         </w:tc>
@@ -3473,11 +4831,19 @@
                 <w:rFonts w:hint="eastAsia"/>
               </w:rPr>
             </w:pPr>
-            <w:r>
-              <w:rPr>
-                <w:sz w:val="20"/>
-              </w:rPr>
-              <w:t>赤岩甲 +5</w:t>
+            <w:proofErr w:type="spellStart"/>
+            <w:r>
+              <w:rPr>
+                <w:sz w:val="20"/>
+              </w:rPr>
+              <w:t>赤岩甲</w:t>
+            </w:r>
+            <w:proofErr w:type="spellEnd"/>
+            <w:r>
+              <w:rPr>
+                <w:sz w:val="20"/>
+              </w:rPr>
+              <w:t xml:space="preserve"> +5</w:t>
             </w:r>
           </w:p>
         </w:tc>
@@ -3492,11 +4858,19 @@
                 <w:rFonts w:hint="eastAsia"/>
               </w:rPr>
             </w:pPr>
-            <w:r>
-              <w:rPr>
-                <w:sz w:val="20"/>
-              </w:rPr>
-              <w:t>烈焰戒 +32</w:t>
+            <w:proofErr w:type="spellStart"/>
+            <w:r>
+              <w:rPr>
+                <w:sz w:val="20"/>
+              </w:rPr>
+              <w:t>烈焰戒</w:t>
+            </w:r>
+            <w:proofErr w:type="spellEnd"/>
+            <w:r>
+              <w:rPr>
+                <w:sz w:val="20"/>
+              </w:rPr>
+              <w:t xml:space="preserve"> +32</w:t>
             </w:r>
           </w:p>
         </w:tc>
@@ -3535,12 +4909,14 @@
                 <w:rFonts w:hint="eastAsia"/>
               </w:rPr>
             </w:pPr>
+            <w:proofErr w:type="spellStart"/>
             <w:r>
               <w:rPr>
                 <w:sz w:val="20"/>
               </w:rPr>
               <w:t>玄冰套装</w:t>
             </w:r>
+            <w:proofErr w:type="spellEnd"/>
           </w:p>
         </w:tc>
         <w:tc>
@@ -3554,11 +4930,19 @@
                 <w:rFonts w:hint="eastAsia"/>
               </w:rPr>
             </w:pPr>
-            <w:r>
-              <w:rPr>
-                <w:sz w:val="20"/>
-              </w:rPr>
-              <w:t>寒冰之刃 +14</w:t>
+            <w:proofErr w:type="spellStart"/>
+            <w:r>
+              <w:rPr>
+                <w:sz w:val="20"/>
+              </w:rPr>
+              <w:t>寒冰之刃</w:t>
+            </w:r>
+            <w:proofErr w:type="spellEnd"/>
+            <w:r>
+              <w:rPr>
+                <w:sz w:val="20"/>
+              </w:rPr>
+              <w:t xml:space="preserve"> +14</w:t>
             </w:r>
           </w:p>
         </w:tc>
@@ -3573,11 +4957,19 @@
                 <w:rFonts w:hint="eastAsia"/>
               </w:rPr>
             </w:pPr>
-            <w:r>
-              <w:rPr>
-                <w:sz w:val="20"/>
-              </w:rPr>
-              <w:t>玄冰甲 +8</w:t>
+            <w:proofErr w:type="spellStart"/>
+            <w:r>
+              <w:rPr>
+                <w:sz w:val="20"/>
+              </w:rPr>
+              <w:t>玄冰甲</w:t>
+            </w:r>
+            <w:proofErr w:type="spellEnd"/>
+            <w:r>
+              <w:rPr>
+                <w:sz w:val="20"/>
+              </w:rPr>
+              <w:t xml:space="preserve"> +8</w:t>
             </w:r>
           </w:p>
         </w:tc>
@@ -3592,11 +4984,19 @@
                 <w:rFonts w:hint="eastAsia"/>
               </w:rPr>
             </w:pPr>
-            <w:r>
-              <w:rPr>
-                <w:sz w:val="20"/>
-              </w:rPr>
-              <w:t>寒冰戒 +50</w:t>
+            <w:proofErr w:type="spellStart"/>
+            <w:r>
+              <w:rPr>
+                <w:sz w:val="20"/>
+              </w:rPr>
+              <w:t>寒冰戒</w:t>
+            </w:r>
+            <w:proofErr w:type="spellEnd"/>
+            <w:r>
+              <w:rPr>
+                <w:sz w:val="20"/>
+              </w:rPr>
+              <w:t xml:space="preserve"> +50</w:t>
             </w:r>
           </w:p>
         </w:tc>
@@ -3635,12 +5035,14 @@
                 <w:rFonts w:hint="eastAsia"/>
               </w:rPr>
             </w:pPr>
+            <w:proofErr w:type="spellStart"/>
             <w:r>
               <w:rPr>
                 <w:sz w:val="20"/>
               </w:rPr>
               <w:t>神圣黄金套装</w:t>
             </w:r>
+            <w:proofErr w:type="spellEnd"/>
           </w:p>
         </w:tc>
         <w:tc>
@@ -3654,11 +5056,19 @@
                 <w:rFonts w:hint="eastAsia"/>
               </w:rPr>
             </w:pPr>
-            <w:r>
-              <w:rPr>
-                <w:sz w:val="20"/>
-              </w:rPr>
-              <w:t>黄金圣剑 +22</w:t>
+            <w:proofErr w:type="spellStart"/>
+            <w:r>
+              <w:rPr>
+                <w:sz w:val="20"/>
+              </w:rPr>
+              <w:t>黄金圣剑</w:t>
+            </w:r>
+            <w:proofErr w:type="spellEnd"/>
+            <w:r>
+              <w:rPr>
+                <w:sz w:val="20"/>
+              </w:rPr>
+              <w:t xml:space="preserve"> +22</w:t>
             </w:r>
           </w:p>
         </w:tc>
@@ -3673,11 +5083,19 @@
                 <w:rFonts w:hint="eastAsia"/>
               </w:rPr>
             </w:pPr>
-            <w:r>
-              <w:rPr>
-                <w:sz w:val="20"/>
-              </w:rPr>
-              <w:t>神圣金甲 +14</w:t>
+            <w:proofErr w:type="spellStart"/>
+            <w:r>
+              <w:rPr>
+                <w:sz w:val="20"/>
+              </w:rPr>
+              <w:t>神圣金甲</w:t>
+            </w:r>
+            <w:proofErr w:type="spellEnd"/>
+            <w:r>
+              <w:rPr>
+                <w:sz w:val="20"/>
+              </w:rPr>
+              <w:t xml:space="preserve"> +14</w:t>
             </w:r>
           </w:p>
         </w:tc>
@@ -3692,11 +5110,19 @@
                 <w:rFonts w:hint="eastAsia"/>
               </w:rPr>
             </w:pPr>
-            <w:r>
-              <w:rPr>
-                <w:sz w:val="20"/>
-              </w:rPr>
-              <w:t>神圣戒指 +80</w:t>
+            <w:proofErr w:type="spellStart"/>
+            <w:r>
+              <w:rPr>
+                <w:sz w:val="20"/>
+              </w:rPr>
+              <w:t>神圣戒指</w:t>
+            </w:r>
+            <w:proofErr w:type="spellEnd"/>
+            <w:r>
+              <w:rPr>
+                <w:sz w:val="20"/>
+              </w:rPr>
+              <w:t xml:space="preserve"> +80</w:t>
             </w:r>
           </w:p>
         </w:tc>
@@ -3718,8 +5144,16 @@
           <w:rFonts w:ascii="黑体" w:eastAsia="黑体" w:hAnsi="黑体"/>
         </w:rPr>
         <w:lastRenderedPageBreak/>
-        <w:t>4.5.2 食物系统</w:t>
-      </w:r>
+        <w:t xml:space="preserve">4.5.2 </w:t>
+      </w:r>
+      <w:proofErr w:type="spellStart"/>
+      <w:r>
+        <w:rPr>
+          <w:rFonts w:ascii="黑体" w:eastAsia="黑体" w:hAnsi="黑体"/>
+        </w:rPr>
+        <w:t>食物系统</w:t>
+      </w:r>
+      <w:proofErr w:type="spellEnd"/>
     </w:p>
     <w:tbl>
       <w:tblPr>
@@ -3749,6 +5183,7 @@
                 <w:rFonts w:hint="eastAsia"/>
               </w:rPr>
             </w:pPr>
+            <w:proofErr w:type="spellStart"/>
             <w:r>
               <w:rPr>
                 <w:b/>
@@ -3756,6 +5191,7 @@
               </w:rPr>
               <w:t>食物</w:t>
             </w:r>
+            <w:proofErr w:type="spellEnd"/>
           </w:p>
         </w:tc>
         <w:tc>
@@ -3770,6 +5206,7 @@
                 <w:rFonts w:hint="eastAsia"/>
               </w:rPr>
             </w:pPr>
+            <w:proofErr w:type="spellStart"/>
             <w:r>
               <w:rPr>
                 <w:b/>
@@ -3777,6 +5214,7 @@
               </w:rPr>
               <w:t>效果</w:t>
             </w:r>
+            <w:proofErr w:type="spellEnd"/>
           </w:p>
         </w:tc>
         <w:tc>
@@ -3791,6 +5229,7 @@
                 <w:rFonts w:hint="eastAsia"/>
               </w:rPr>
             </w:pPr>
+            <w:proofErr w:type="spellStart"/>
             <w:r>
               <w:rPr>
                 <w:b/>
@@ -3798,6 +5237,7 @@
               </w:rPr>
               <w:t>价格</w:t>
             </w:r>
+            <w:proofErr w:type="spellEnd"/>
           </w:p>
         </w:tc>
       </w:tr>
@@ -3816,12 +5256,14 @@
                 <w:rFonts w:hint="eastAsia"/>
               </w:rPr>
             </w:pPr>
+            <w:proofErr w:type="spellStart"/>
             <w:r>
               <w:rPr>
                 <w:sz w:val="20"/>
               </w:rPr>
               <w:t>苹果</w:t>
             </w:r>
+            <w:proofErr w:type="spellEnd"/>
           </w:p>
         </w:tc>
         <w:tc>
@@ -3835,11 +5277,19 @@
                 <w:rFonts w:hint="eastAsia"/>
               </w:rPr>
             </w:pPr>
-            <w:r>
-              <w:rPr>
-                <w:sz w:val="20"/>
-              </w:rPr>
-              <w:t>恢复 30 HP</w:t>
+            <w:proofErr w:type="spellStart"/>
+            <w:r>
+              <w:rPr>
+                <w:sz w:val="20"/>
+              </w:rPr>
+              <w:t>恢复</w:t>
+            </w:r>
+            <w:proofErr w:type="spellEnd"/>
+            <w:r>
+              <w:rPr>
+                <w:sz w:val="20"/>
+              </w:rPr>
+              <w:t xml:space="preserve"> 30 HP</w:t>
             </w:r>
           </w:p>
         </w:tc>
@@ -3858,8 +5308,16 @@
               <w:rPr>
                 <w:sz w:val="20"/>
               </w:rPr>
-              <w:t>12 金币</w:t>
-            </w:r>
+              <w:t xml:space="preserve">12 </w:t>
+            </w:r>
+            <w:proofErr w:type="spellStart"/>
+            <w:r>
+              <w:rPr>
+                <w:sz w:val="20"/>
+              </w:rPr>
+              <w:t>金币</w:t>
+            </w:r>
+            <w:proofErr w:type="spellEnd"/>
           </w:p>
         </w:tc>
       </w:tr>
@@ -3878,12 +5336,14 @@
                 <w:rFonts w:hint="eastAsia"/>
               </w:rPr>
             </w:pPr>
+            <w:proofErr w:type="spellStart"/>
             <w:r>
               <w:rPr>
                 <w:sz w:val="20"/>
               </w:rPr>
               <w:t>西瓜</w:t>
             </w:r>
+            <w:proofErr w:type="spellEnd"/>
           </w:p>
         </w:tc>
         <w:tc>
@@ -3897,11 +5357,19 @@
                 <w:rFonts w:hint="eastAsia"/>
               </w:rPr>
             </w:pPr>
-            <w:r>
-              <w:rPr>
-                <w:sz w:val="20"/>
-              </w:rPr>
-              <w:t>恢复 60 HP</w:t>
+            <w:proofErr w:type="spellStart"/>
+            <w:r>
+              <w:rPr>
+                <w:sz w:val="20"/>
+              </w:rPr>
+              <w:t>恢复</w:t>
+            </w:r>
+            <w:proofErr w:type="spellEnd"/>
+            <w:r>
+              <w:rPr>
+                <w:sz w:val="20"/>
+              </w:rPr>
+              <w:t xml:space="preserve"> 60 HP</w:t>
             </w:r>
           </w:p>
         </w:tc>
@@ -3920,8 +5388,16 @@
               <w:rPr>
                 <w:sz w:val="20"/>
               </w:rPr>
-              <w:t>25 金币</w:t>
-            </w:r>
+              <w:t xml:space="preserve">25 </w:t>
+            </w:r>
+            <w:proofErr w:type="spellStart"/>
+            <w:r>
+              <w:rPr>
+                <w:sz w:val="20"/>
+              </w:rPr>
+              <w:t>金币</w:t>
+            </w:r>
+            <w:proofErr w:type="spellEnd"/>
           </w:p>
         </w:tc>
       </w:tr>
@@ -3940,12 +5416,14 @@
                 <w:rFonts w:hint="eastAsia"/>
               </w:rPr>
             </w:pPr>
+            <w:proofErr w:type="spellStart"/>
             <w:r>
               <w:rPr>
                 <w:sz w:val="20"/>
               </w:rPr>
               <w:t>草莓</w:t>
             </w:r>
+            <w:proofErr w:type="spellEnd"/>
           </w:p>
         </w:tc>
         <w:tc>
@@ -3959,11 +5437,19 @@
                 <w:rFonts w:hint="eastAsia"/>
               </w:rPr>
             </w:pPr>
-            <w:r>
-              <w:rPr>
-                <w:sz w:val="20"/>
-              </w:rPr>
-              <w:t>恢复 20 MP</w:t>
+            <w:proofErr w:type="spellStart"/>
+            <w:r>
+              <w:rPr>
+                <w:sz w:val="20"/>
+              </w:rPr>
+              <w:t>恢复</w:t>
+            </w:r>
+            <w:proofErr w:type="spellEnd"/>
+            <w:r>
+              <w:rPr>
+                <w:sz w:val="20"/>
+              </w:rPr>
+              <w:t xml:space="preserve"> 20 MP</w:t>
             </w:r>
           </w:p>
         </w:tc>
@@ -3982,8 +5468,16 @@
               <w:rPr>
                 <w:sz w:val="20"/>
               </w:rPr>
-              <w:t>8 金币</w:t>
-            </w:r>
+              <w:t xml:space="preserve">8 </w:t>
+            </w:r>
+            <w:proofErr w:type="spellStart"/>
+            <w:r>
+              <w:rPr>
+                <w:sz w:val="20"/>
+              </w:rPr>
+              <w:t>金币</w:t>
+            </w:r>
+            <w:proofErr w:type="spellEnd"/>
           </w:p>
         </w:tc>
       </w:tr>
@@ -4002,12 +5496,14 @@
                 <w:rFonts w:hint="eastAsia"/>
               </w:rPr>
             </w:pPr>
+            <w:proofErr w:type="spellStart"/>
             <w:r>
               <w:rPr>
                 <w:sz w:val="20"/>
               </w:rPr>
               <w:t>樱桃</w:t>
             </w:r>
+            <w:proofErr w:type="spellEnd"/>
           </w:p>
         </w:tc>
         <w:tc>
@@ -4021,11 +5517,19 @@
                 <w:rFonts w:hint="eastAsia"/>
               </w:rPr>
             </w:pPr>
-            <w:r>
-              <w:rPr>
-                <w:sz w:val="20"/>
-              </w:rPr>
-              <w:t>恢复 35 MP</w:t>
+            <w:proofErr w:type="spellStart"/>
+            <w:r>
+              <w:rPr>
+                <w:sz w:val="20"/>
+              </w:rPr>
+              <w:t>恢复</w:t>
+            </w:r>
+            <w:proofErr w:type="spellEnd"/>
+            <w:r>
+              <w:rPr>
+                <w:sz w:val="20"/>
+              </w:rPr>
+              <w:t xml:space="preserve"> 35 MP</w:t>
             </w:r>
           </w:p>
         </w:tc>
@@ -4044,8 +5548,16 @@
               <w:rPr>
                 <w:sz w:val="20"/>
               </w:rPr>
-              <w:t>15 金币</w:t>
-            </w:r>
+              <w:t xml:space="preserve">15 </w:t>
+            </w:r>
+            <w:proofErr w:type="spellStart"/>
+            <w:r>
+              <w:rPr>
+                <w:sz w:val="20"/>
+              </w:rPr>
+              <w:t>金币</w:t>
+            </w:r>
+            <w:proofErr w:type="spellEnd"/>
           </w:p>
         </w:tc>
       </w:tr>
@@ -4064,12 +5576,14 @@
                 <w:rFonts w:hint="eastAsia"/>
               </w:rPr>
             </w:pPr>
+            <w:proofErr w:type="spellStart"/>
             <w:r>
               <w:rPr>
                 <w:sz w:val="20"/>
               </w:rPr>
               <w:t>煎蛋</w:t>
             </w:r>
+            <w:proofErr w:type="spellEnd"/>
           </w:p>
         </w:tc>
         <w:tc>
@@ -4083,11 +5597,19 @@
                 <w:rFonts w:hint="eastAsia"/>
               </w:rPr>
             </w:pPr>
-            <w:r>
-              <w:rPr>
-                <w:sz w:val="20"/>
-              </w:rPr>
-              <w:t>恢复 40 HP</w:t>
+            <w:proofErr w:type="spellStart"/>
+            <w:r>
+              <w:rPr>
+                <w:sz w:val="20"/>
+              </w:rPr>
+              <w:t>恢复</w:t>
+            </w:r>
+            <w:proofErr w:type="spellEnd"/>
+            <w:r>
+              <w:rPr>
+                <w:sz w:val="20"/>
+              </w:rPr>
+              <w:t xml:space="preserve"> 40 HP</w:t>
             </w:r>
           </w:p>
         </w:tc>
@@ -4106,8 +5628,16 @@
               <w:rPr>
                 <w:sz w:val="20"/>
               </w:rPr>
-              <w:t>18 金币</w:t>
-            </w:r>
+              <w:t xml:space="preserve">18 </w:t>
+            </w:r>
+            <w:proofErr w:type="spellStart"/>
+            <w:r>
+              <w:rPr>
+                <w:sz w:val="20"/>
+              </w:rPr>
+              <w:t>金币</w:t>
+            </w:r>
+            <w:proofErr w:type="spellEnd"/>
           </w:p>
         </w:tc>
       </w:tr>
@@ -4126,12 +5656,14 @@
                 <w:rFonts w:hint="eastAsia"/>
               </w:rPr>
             </w:pPr>
+            <w:proofErr w:type="spellStart"/>
             <w:r>
               <w:rPr>
                 <w:sz w:val="20"/>
               </w:rPr>
               <w:t>胡萝卜</w:t>
             </w:r>
+            <w:proofErr w:type="spellEnd"/>
           </w:p>
         </w:tc>
         <w:tc>
@@ -4145,11 +5677,19 @@
                 <w:rFonts w:hint="eastAsia"/>
               </w:rPr>
             </w:pPr>
-            <w:r>
-              <w:rPr>
-                <w:sz w:val="20"/>
-              </w:rPr>
-              <w:t>永久攻击力 +1</w:t>
+            <w:proofErr w:type="spellStart"/>
+            <w:r>
+              <w:rPr>
+                <w:sz w:val="20"/>
+              </w:rPr>
+              <w:t>永久攻击力</w:t>
+            </w:r>
+            <w:proofErr w:type="spellEnd"/>
+            <w:r>
+              <w:rPr>
+                <w:sz w:val="20"/>
+              </w:rPr>
+              <w:t xml:space="preserve"> +1</w:t>
             </w:r>
           </w:p>
         </w:tc>
@@ -4168,8 +5708,16 @@
               <w:rPr>
                 <w:sz w:val="20"/>
               </w:rPr>
-              <w:t>40 金币</w:t>
-            </w:r>
+              <w:t xml:space="preserve">40 </w:t>
+            </w:r>
+            <w:proofErr w:type="spellStart"/>
+            <w:r>
+              <w:rPr>
+                <w:sz w:val="20"/>
+              </w:rPr>
+              <w:t>金币</w:t>
+            </w:r>
+            <w:proofErr w:type="spellEnd"/>
           </w:p>
         </w:tc>
       </w:tr>
@@ -4188,12 +5736,14 @@
                 <w:rFonts w:hint="eastAsia"/>
               </w:rPr>
             </w:pPr>
+            <w:proofErr w:type="spellStart"/>
             <w:r>
               <w:rPr>
                 <w:sz w:val="20"/>
               </w:rPr>
               <w:t>汉堡</w:t>
             </w:r>
+            <w:proofErr w:type="spellEnd"/>
           </w:p>
         </w:tc>
         <w:tc>
@@ -4207,11 +5757,19 @@
                 <w:rFonts w:hint="eastAsia"/>
               </w:rPr>
             </w:pPr>
-            <w:r>
-              <w:rPr>
-                <w:sz w:val="20"/>
-              </w:rPr>
-              <w:t>永久防御力 +1</w:t>
+            <w:proofErr w:type="spellStart"/>
+            <w:r>
+              <w:rPr>
+                <w:sz w:val="20"/>
+              </w:rPr>
+              <w:t>永久防御力</w:t>
+            </w:r>
+            <w:proofErr w:type="spellEnd"/>
+            <w:r>
+              <w:rPr>
+                <w:sz w:val="20"/>
+              </w:rPr>
+              <w:t xml:space="preserve"> +1</w:t>
             </w:r>
           </w:p>
         </w:tc>
@@ -4230,8 +5788,16 @@
               <w:rPr>
                 <w:sz w:val="20"/>
               </w:rPr>
-              <w:t>40 金币</w:t>
-            </w:r>
+              <w:t xml:space="preserve">40 </w:t>
+            </w:r>
+            <w:proofErr w:type="spellStart"/>
+            <w:r>
+              <w:rPr>
+                <w:sz w:val="20"/>
+              </w:rPr>
+              <w:t>金币</w:t>
+            </w:r>
+            <w:proofErr w:type="spellEnd"/>
           </w:p>
         </w:tc>
       </w:tr>
@@ -4250,12 +5816,14 @@
                 <w:rFonts w:hint="eastAsia"/>
               </w:rPr>
             </w:pPr>
+            <w:proofErr w:type="spellStart"/>
             <w:r>
               <w:rPr>
                 <w:sz w:val="20"/>
               </w:rPr>
               <w:t>薯条</w:t>
             </w:r>
+            <w:proofErr w:type="spellEnd"/>
           </w:p>
         </w:tc>
         <w:tc>
@@ -4269,11 +5837,19 @@
                 <w:rFonts w:hint="eastAsia"/>
               </w:rPr>
             </w:pPr>
-            <w:r>
-              <w:rPr>
-                <w:sz w:val="20"/>
-              </w:rPr>
-              <w:t>永久速度 +5</w:t>
+            <w:proofErr w:type="spellStart"/>
+            <w:r>
+              <w:rPr>
+                <w:sz w:val="20"/>
+              </w:rPr>
+              <w:t>永久速度</w:t>
+            </w:r>
+            <w:proofErr w:type="spellEnd"/>
+            <w:r>
+              <w:rPr>
+                <w:sz w:val="20"/>
+              </w:rPr>
+              <w:t xml:space="preserve"> +5</w:t>
             </w:r>
           </w:p>
         </w:tc>
@@ -4292,8 +5868,16 @@
               <w:rPr>
                 <w:sz w:val="20"/>
               </w:rPr>
-              <w:t>35 金币</w:t>
-            </w:r>
+              <w:t xml:space="preserve">35 </w:t>
+            </w:r>
+            <w:proofErr w:type="spellStart"/>
+            <w:r>
+              <w:rPr>
+                <w:sz w:val="20"/>
+              </w:rPr>
+              <w:t>金币</w:t>
+            </w:r>
+            <w:proofErr w:type="spellEnd"/>
           </w:p>
         </w:tc>
       </w:tr>
@@ -4312,12 +5896,14 @@
                 <w:rFonts w:hint="eastAsia"/>
               </w:rPr>
             </w:pPr>
+            <w:proofErr w:type="spellStart"/>
             <w:r>
               <w:rPr>
                 <w:sz w:val="20"/>
               </w:rPr>
               <w:t>披萨</w:t>
             </w:r>
+            <w:proofErr w:type="spellEnd"/>
           </w:p>
         </w:tc>
         <w:tc>
@@ -4331,11 +5917,19 @@
                 <w:rFonts w:hint="eastAsia"/>
               </w:rPr>
             </w:pPr>
-            <w:r>
-              <w:rPr>
-                <w:sz w:val="20"/>
-              </w:rPr>
-              <w:t>永久暴击率 +1%</w:t>
+            <w:proofErr w:type="spellStart"/>
+            <w:r>
+              <w:rPr>
+                <w:sz w:val="20"/>
+              </w:rPr>
+              <w:t>永久暴击率</w:t>
+            </w:r>
+            <w:proofErr w:type="spellEnd"/>
+            <w:r>
+              <w:rPr>
+                <w:sz w:val="20"/>
+              </w:rPr>
+              <w:t xml:space="preserve"> +1%</w:t>
             </w:r>
           </w:p>
         </w:tc>
@@ -4354,8 +5948,16 @@
               <w:rPr>
                 <w:sz w:val="20"/>
               </w:rPr>
-              <w:t>30 金币</w:t>
-            </w:r>
+              <w:t xml:space="preserve">30 </w:t>
+            </w:r>
+            <w:proofErr w:type="spellStart"/>
+            <w:r>
+              <w:rPr>
+                <w:sz w:val="20"/>
+              </w:rPr>
+              <w:t>金币</w:t>
+            </w:r>
+            <w:proofErr w:type="spellEnd"/>
           </w:p>
         </w:tc>
       </w:tr>
@@ -4374,12 +5976,14 @@
                 <w:rFonts w:hint="eastAsia"/>
               </w:rPr>
             </w:pPr>
+            <w:proofErr w:type="spellStart"/>
             <w:r>
               <w:rPr>
                 <w:sz w:val="20"/>
               </w:rPr>
               <w:t>火腿</w:t>
             </w:r>
+            <w:proofErr w:type="spellEnd"/>
           </w:p>
         </w:tc>
         <w:tc>
@@ -4393,11 +5997,19 @@
                 <w:rFonts w:hint="eastAsia"/>
               </w:rPr>
             </w:pPr>
-            <w:r>
-              <w:rPr>
-                <w:sz w:val="20"/>
-              </w:rPr>
-              <w:t>永久攻击力 +2</w:t>
+            <w:proofErr w:type="spellStart"/>
+            <w:r>
+              <w:rPr>
+                <w:sz w:val="20"/>
+              </w:rPr>
+              <w:t>永久攻击力</w:t>
+            </w:r>
+            <w:proofErr w:type="spellEnd"/>
+            <w:r>
+              <w:rPr>
+                <w:sz w:val="20"/>
+              </w:rPr>
+              <w:t xml:space="preserve"> +2</w:t>
             </w:r>
           </w:p>
         </w:tc>
@@ -4416,8 +6028,16 @@
               <w:rPr>
                 <w:sz w:val="20"/>
               </w:rPr>
-              <w:t>75 金币</w:t>
-            </w:r>
+              <w:t xml:space="preserve">75 </w:t>
+            </w:r>
+            <w:proofErr w:type="spellStart"/>
+            <w:r>
+              <w:rPr>
+                <w:sz w:val="20"/>
+              </w:rPr>
+              <w:t>金币</w:t>
+            </w:r>
+            <w:proofErr w:type="spellEnd"/>
           </w:p>
         </w:tc>
       </w:tr>
@@ -4436,12 +6056,14 @@
                 <w:rFonts w:hint="eastAsia"/>
               </w:rPr>
             </w:pPr>
+            <w:proofErr w:type="spellStart"/>
             <w:r>
               <w:rPr>
                 <w:sz w:val="20"/>
               </w:rPr>
               <w:t>寿司</w:t>
             </w:r>
+            <w:proofErr w:type="spellEnd"/>
           </w:p>
         </w:tc>
         <w:tc>
@@ -4455,11 +6077,19 @@
                 <w:rFonts w:hint="eastAsia"/>
               </w:rPr>
             </w:pPr>
-            <w:r>
-              <w:rPr>
-                <w:sz w:val="20"/>
-              </w:rPr>
-              <w:t>永久防御力 +2</w:t>
+            <w:proofErr w:type="spellStart"/>
+            <w:r>
+              <w:rPr>
+                <w:sz w:val="20"/>
+              </w:rPr>
+              <w:t>永久防御力</w:t>
+            </w:r>
+            <w:proofErr w:type="spellEnd"/>
+            <w:r>
+              <w:rPr>
+                <w:sz w:val="20"/>
+              </w:rPr>
+              <w:t xml:space="preserve"> +2</w:t>
             </w:r>
           </w:p>
         </w:tc>
@@ -4478,8 +6108,16 @@
               <w:rPr>
                 <w:sz w:val="20"/>
               </w:rPr>
-              <w:t>75 金币</w:t>
-            </w:r>
+              <w:t xml:space="preserve">75 </w:t>
+            </w:r>
+            <w:proofErr w:type="spellStart"/>
+            <w:r>
+              <w:rPr>
+                <w:sz w:val="20"/>
+              </w:rPr>
+              <w:t>金币</w:t>
+            </w:r>
+            <w:proofErr w:type="spellEnd"/>
           </w:p>
         </w:tc>
       </w:tr>
@@ -4499,8 +6137,16 @@
         <w:rPr>
           <w:rFonts w:ascii="黑体" w:eastAsia="黑体" w:hAnsi="黑体"/>
         </w:rPr>
-        <w:t>4.5.3 背包UI</w:t>
-      </w:r>
+        <w:t xml:space="preserve">4.5.3 </w:t>
+      </w:r>
+      <w:proofErr w:type="spellStart"/>
+      <w:r>
+        <w:rPr>
+          <w:rFonts w:ascii="黑体" w:eastAsia="黑体" w:hAnsi="黑体"/>
+        </w:rPr>
+        <w:t>背包UI</w:t>
+      </w:r>
+      <w:proofErr w:type="spellEnd"/>
     </w:p>
     <w:p>
       <w:pPr>
@@ -4514,7 +6160,35 @@
         <w:rPr>
           <w:lang w:eastAsia="zh-CN"/>
         </w:rPr>
-        <w:t>InventoryPanel.gd实现完整的背包界面：左栏显示人物属性（HP/MP条形图、攻击/防御/暴击数值）和装备槽（武器/护甲/饰品）；右栏显示道具栏（血瓶/蓝瓶数量）和专属背包（装备/食物网格）。点击装备图标可直接穿戴，已穿戴装备显示绿色边框，点击食物可直接使用并获得永久属性加成。</w:t>
+        <w:t>InventoryPanel.gd实现完整的背包界面：左栏显示人物属性（HP/MP条形图、攻击/防御/</w:t>
+      </w:r>
+      <w:proofErr w:type="gramStart"/>
+      <w:r>
+        <w:rPr>
+          <w:lang w:eastAsia="zh-CN"/>
+        </w:rPr>
+        <w:t>暴击数值</w:t>
+      </w:r>
+      <w:proofErr w:type="gramEnd"/>
+      <w:r>
+        <w:rPr>
+          <w:lang w:eastAsia="zh-CN"/>
+        </w:rPr>
+        <w:t>）和装备槽（武器/护甲/饰品）；右栏显示道具栏（</w:t>
+      </w:r>
+      <w:proofErr w:type="gramStart"/>
+      <w:r>
+        <w:rPr>
+          <w:lang w:eastAsia="zh-CN"/>
+        </w:rPr>
+        <w:t>血瓶/蓝瓶</w:t>
+      </w:r>
+      <w:proofErr w:type="gramEnd"/>
+      <w:r>
+        <w:rPr>
+          <w:lang w:eastAsia="zh-CN"/>
+        </w:rPr>
+        <w:t>数量）和专属背包（装备/食物网格）。点击装备图标可直接穿戴，已穿戴装备显示绿色边框，点击食物可直接使用并获得永久属性加成。</w:t>
       </w:r>
     </w:p>
     <w:p>
@@ -4544,16 +6218,62 @@
         <w:rPr>
           <w:lang w:eastAsia="zh-CN"/>
         </w:rPr>
-        <w:t>存档数据包含玩家基础属性、装备槽数据、背包数据、玩家位置和场景路径、击败记录等。使用Godot内置的JSON序列化，通过var_to_str()和str_to_var()实现Dictionary的深拷贝。存档文件存储在user://saves/目录下，文件名为save_slot_N.json。</w:t>
+        <w:t>存档数据包含玩家基础属性、装备槽数据、背包数据、玩家位置和场景路径、击败记录等。使用Godot内置的JSON序列化，通过</w:t>
+      </w:r>
+      <w:proofErr w:type="spellStart"/>
+      <w:r>
+        <w:rPr>
+          <w:lang w:eastAsia="zh-CN"/>
+        </w:rPr>
+        <w:t>var_to_str</w:t>
+      </w:r>
+      <w:proofErr w:type="spellEnd"/>
+      <w:r>
+        <w:rPr>
+          <w:lang w:eastAsia="zh-CN"/>
+        </w:rPr>
+        <w:t>()和</w:t>
+      </w:r>
+      <w:proofErr w:type="spellStart"/>
+      <w:r>
+        <w:rPr>
+          <w:lang w:eastAsia="zh-CN"/>
+        </w:rPr>
+        <w:t>str_to_var</w:t>
+      </w:r>
+      <w:proofErr w:type="spellEnd"/>
+      <w:r>
+        <w:rPr>
+          <w:lang w:eastAsia="zh-CN"/>
+        </w:rPr>
+        <w:t>()实现Dictionary的深拷贝。存档文件存储在user://saves/目录下，文件名为</w:t>
+      </w:r>
+      <w:proofErr w:type="spellStart"/>
+      <w:r>
+        <w:rPr>
+          <w:lang w:eastAsia="zh-CN"/>
+        </w:rPr>
+        <w:t>save_slot_N.json</w:t>
+      </w:r>
+      <w:proofErr w:type="spellEnd"/>
+      <w:r>
+        <w:rPr>
+          <w:lang w:eastAsia="zh-CN"/>
+        </w:rPr>
+        <w:t>。</w:t>
       </w:r>
     </w:p>
     <w:p>
       <w:pPr>
         <w:pStyle w:val="21"/>
+        <w:rPr>
+          <w:lang w:eastAsia="zh-CN"/>
+        </w:rPr>
       </w:pPr>
       <w:r>
         <w:rPr>
           <w:rFonts w:ascii="黑体" w:eastAsia="黑体" w:hAnsi="黑体"/>
+          <w:lang w:eastAsia="zh-CN"/>
         </w:rPr>
         <w:lastRenderedPageBreak/>
         <w:t>4.7 掉落系统实现</w:t>
@@ -4564,10 +6284,98 @@
         <w:ind w:firstLine="420"/>
         <w:rPr>
           <w:rFonts w:hint="eastAsia"/>
-        </w:rPr>
-      </w:pPr>
-      <w:r>
-        <w:t>每个怪物类型有独立的配置（gold_min/gold_max、tier_min/tier_max）。掉落概率：装备45%（武器45%、护甲35%、饰品20%）、药水25%（血瓶50%、蓝瓶50%）、金币100%。</w:t>
+          <w:lang w:eastAsia="zh-CN"/>
+        </w:rPr>
+      </w:pPr>
+      <w:r>
+        <w:rPr>
+          <w:lang w:eastAsia="zh-CN"/>
+        </w:rPr>
+        <w:t>每个怪物类型有独立的配置（</w:t>
+      </w:r>
+      <w:proofErr w:type="spellStart"/>
+      <w:r>
+        <w:rPr>
+          <w:lang w:eastAsia="zh-CN"/>
+        </w:rPr>
+        <w:t>gold_min</w:t>
+      </w:r>
+      <w:proofErr w:type="spellEnd"/>
+      <w:r>
+        <w:rPr>
+          <w:lang w:eastAsia="zh-CN"/>
+        </w:rPr>
+        <w:t>/</w:t>
+      </w:r>
+      <w:proofErr w:type="spellStart"/>
+      <w:r>
+        <w:rPr>
+          <w:lang w:eastAsia="zh-CN"/>
+        </w:rPr>
+        <w:t>gold_max</w:t>
+      </w:r>
+      <w:proofErr w:type="spellEnd"/>
+      <w:r>
+        <w:rPr>
+          <w:lang w:eastAsia="zh-CN"/>
+        </w:rPr>
+        <w:t>、</w:t>
+      </w:r>
+      <w:proofErr w:type="spellStart"/>
+      <w:r>
+        <w:rPr>
+          <w:lang w:eastAsia="zh-CN"/>
+        </w:rPr>
+        <w:t>tier_min</w:t>
+      </w:r>
+      <w:proofErr w:type="spellEnd"/>
+      <w:r>
+        <w:rPr>
+          <w:lang w:eastAsia="zh-CN"/>
+        </w:rPr>
+        <w:t>/</w:t>
+      </w:r>
+      <w:proofErr w:type="spellStart"/>
+      <w:r>
+        <w:rPr>
+          <w:lang w:eastAsia="zh-CN"/>
+        </w:rPr>
+        <w:t>tier_max</w:t>
+      </w:r>
+      <w:proofErr w:type="spellEnd"/>
+      <w:r>
+        <w:rPr>
+          <w:lang w:eastAsia="zh-CN"/>
+        </w:rPr>
+        <w:t>）。掉落概率：装备45%（武器45%、护甲35%、饰品20%）、药水25%（</w:t>
+      </w:r>
+      <w:proofErr w:type="gramStart"/>
+      <w:r>
+        <w:rPr>
+          <w:lang w:eastAsia="zh-CN"/>
+        </w:rPr>
+        <w:t>血瓶</w:t>
+      </w:r>
+      <w:proofErr w:type="gramEnd"/>
+      <w:r>
+        <w:rPr>
+          <w:lang w:eastAsia="zh-CN"/>
+        </w:rPr>
+        <w:t>50%、</w:t>
+      </w:r>
+      <w:proofErr w:type="gramStart"/>
+      <w:r>
+        <w:rPr>
+          <w:lang w:eastAsia="zh-CN"/>
+        </w:rPr>
+        <w:t>蓝瓶</w:t>
+      </w:r>
+      <w:proofErr w:type="gramEnd"/>
+      <w:r>
+        <w:rPr>
+          <w:lang w:eastAsia="zh-CN"/>
+        </w:rPr>
+        <w:t>50%）、金币100%。</w:t>
       </w:r>
     </w:p>
     <w:p>
@@ -4597,7 +6405,23 @@
           <w:rFonts w:ascii="黑体" w:eastAsia="黑体" w:hAnsi="黑体"/>
           <w:lang w:eastAsia="zh-CN"/>
         </w:rPr>
-        <w:t>4.8.1 怪物位置不对齐问题</w:t>
+        <w:t>4.8.1 怪物位置</w:t>
+      </w:r>
+      <w:proofErr w:type="gramStart"/>
+      <w:r>
+        <w:rPr>
+          <w:rFonts w:ascii="黑体" w:eastAsia="黑体" w:hAnsi="黑体"/>
+          <w:lang w:eastAsia="zh-CN"/>
+        </w:rPr>
+        <w:t>不</w:t>
+      </w:r>
+      <w:proofErr w:type="gramEnd"/>
+      <w:r>
+        <w:rPr>
+          <w:rFonts w:ascii="黑体" w:eastAsia="黑体" w:hAnsi="黑体"/>
+          <w:lang w:eastAsia="zh-CN"/>
+        </w:rPr>
+        <w:t>对齐问题</w:t>
       </w:r>
     </w:p>
     <w:p>
@@ -4612,7 +6436,21 @@
         <w:rPr>
           <w:lang w:eastAsia="zh-CN"/>
         </w:rPr>
-        <w:t>问题描述：战斗中怪物位置与SpawnPoint生成点不一致，出现垂直偏移。</w:t>
+        <w:t>问题描述：战斗中怪物位置与</w:t>
+      </w:r>
+      <w:proofErr w:type="spellStart"/>
+      <w:r>
+        <w:rPr>
+          <w:lang w:eastAsia="zh-CN"/>
+        </w:rPr>
+        <w:t>SpawnPoint</w:t>
+      </w:r>
+      <w:proofErr w:type="spellEnd"/>
+      <w:r>
+        <w:rPr>
+          <w:lang w:eastAsia="zh-CN"/>
+        </w:rPr>
+        <w:t>生成点不一致，出现垂直偏移。</w:t>
       </w:r>
     </w:p>
     <w:p>
@@ -4642,7 +6480,35 @@
         <w:rPr>
           <w:lang w:eastAsia="zh-CN"/>
         </w:rPr>
-        <w:t>解决方案：将所有脚本中的 offset = Vector2(0, -frame_size.y / 2.0 * scale) 改为 offset = Vector2(0, -frame_size.y / 2.0)。</w:t>
+        <w:t>解决方案：将所有脚本中的 offset = Vector2(0, -</w:t>
+      </w:r>
+      <w:proofErr w:type="spellStart"/>
+      <w:r>
+        <w:rPr>
+          <w:lang w:eastAsia="zh-CN"/>
+        </w:rPr>
+        <w:t>frame_size.y</w:t>
+      </w:r>
+      <w:proofErr w:type="spellEnd"/>
+      <w:r>
+        <w:rPr>
+          <w:lang w:eastAsia="zh-CN"/>
+        </w:rPr>
+        <w:t xml:space="preserve"> / 2.0 * scale) 改为 offset = Vector2(0, -</w:t>
+      </w:r>
+      <w:proofErr w:type="spellStart"/>
+      <w:r>
+        <w:rPr>
+          <w:lang w:eastAsia="zh-CN"/>
+        </w:rPr>
+        <w:t>frame_size.y</w:t>
+      </w:r>
+      <w:proofErr w:type="spellEnd"/>
+      <w:r>
+        <w:rPr>
+          <w:lang w:eastAsia="zh-CN"/>
+        </w:rPr>
+        <w:t xml:space="preserve"> / 2.0)。</w:t>
       </w:r>
     </w:p>
     <w:p>
@@ -4687,7 +6553,29 @@
         <w:rPr>
           <w:lang w:eastAsia="zh-CN"/>
         </w:rPr>
-        <w:t>原因分析：相机最小缩放值min_zoom设置为8.0，导致可见区域仅240×135像素（地图的16%），视角过于放大。</w:t>
+        <w:t>原因分析：相机最小</w:t>
+      </w:r>
+      <w:proofErr w:type="gramStart"/>
+      <w:r>
+        <w:rPr>
+          <w:lang w:eastAsia="zh-CN"/>
+        </w:rPr>
+        <w:t>缩放值</w:t>
+      </w:r>
+      <w:proofErr w:type="spellStart"/>
+      <w:proofErr w:type="gramEnd"/>
+      <w:r>
+        <w:rPr>
+          <w:lang w:eastAsia="zh-CN"/>
+        </w:rPr>
+        <w:t>min_zoom</w:t>
+      </w:r>
+      <w:proofErr w:type="spellEnd"/>
+      <w:r>
+        <w:rPr>
+          <w:lang w:eastAsia="zh-CN"/>
+        </w:rPr>
+        <w:t>设置为8.0，导致可见区域仅240×135像素（地图的16%），视角过于放大。</w:t>
       </w:r>
     </w:p>
     <w:p>
@@ -4702,7 +6590,21 @@
         <w:rPr>
           <w:lang w:eastAsia="zh-CN"/>
         </w:rPr>
-        <w:t>解决方案：将min_zoom从8.0调整为3.0，可见区域扩大至640×360像素（地图的43%），视角更加舒适。</w:t>
+        <w:t>解决方案：将</w:t>
+      </w:r>
+      <w:proofErr w:type="spellStart"/>
+      <w:r>
+        <w:rPr>
+          <w:lang w:eastAsia="zh-CN"/>
+        </w:rPr>
+        <w:t>min_zoom</w:t>
+      </w:r>
+      <w:proofErr w:type="spellEnd"/>
+      <w:r>
+        <w:rPr>
+          <w:lang w:eastAsia="zh-CN"/>
+        </w:rPr>
+        <w:t>从8.0调整为3.0，可见区域扩大至640×360像素（地图的43%），视角更加舒适。</w:t>
       </w:r>
     </w:p>
     <w:p>
@@ -4769,6 +6671,7 @@
       <w:pPr>
         <w:pStyle w:val="1"/>
       </w:pPr>
+      <w:proofErr w:type="spellStart"/>
       <w:r>
         <w:rPr>
           <w:rFonts w:ascii="黑体" w:eastAsia="黑体" w:hAnsi="黑体"/>
@@ -4776,6 +6679,7 @@
         <w:lastRenderedPageBreak/>
         <w:t>五、测试</w:t>
       </w:r>
+      <w:proofErr w:type="spellEnd"/>
     </w:p>
     <w:p>
       <w:pPr>
@@ -4785,8 +6689,16 @@
         <w:rPr>
           <w:rFonts w:ascii="黑体" w:eastAsia="黑体" w:hAnsi="黑体"/>
         </w:rPr>
-        <w:t>5.1 功能测试</w:t>
-      </w:r>
+        <w:t xml:space="preserve">5.1 </w:t>
+      </w:r>
+      <w:proofErr w:type="spellStart"/>
+      <w:r>
+        <w:rPr>
+          <w:rFonts w:ascii="黑体" w:eastAsia="黑体" w:hAnsi="黑体"/>
+        </w:rPr>
+        <w:t>功能测试</w:t>
+      </w:r>
+      <w:proofErr w:type="spellEnd"/>
     </w:p>
     <w:tbl>
       <w:tblPr>
@@ -4816,6 +6728,7 @@
                 <w:rFonts w:hint="eastAsia"/>
               </w:rPr>
             </w:pPr>
+            <w:proofErr w:type="spellStart"/>
             <w:r>
               <w:rPr>
                 <w:b/>
@@ -4823,6 +6736,7 @@
               </w:rPr>
               <w:t>测试项</w:t>
             </w:r>
+            <w:proofErr w:type="spellEnd"/>
           </w:p>
         </w:tc>
         <w:tc>
@@ -4837,6 +6751,7 @@
                 <w:rFonts w:hint="eastAsia"/>
               </w:rPr>
             </w:pPr>
+            <w:proofErr w:type="spellStart"/>
             <w:r>
               <w:rPr>
                 <w:b/>
@@ -4844,6 +6759,7 @@
               </w:rPr>
               <w:t>测试内容</w:t>
             </w:r>
+            <w:proofErr w:type="spellEnd"/>
           </w:p>
         </w:tc>
         <w:tc>
@@ -4858,6 +6774,7 @@
                 <w:rFonts w:hint="eastAsia"/>
               </w:rPr>
             </w:pPr>
+            <w:proofErr w:type="spellStart"/>
             <w:r>
               <w:rPr>
                 <w:b/>
@@ -4865,6 +6782,7 @@
               </w:rPr>
               <w:t>结果</w:t>
             </w:r>
+            <w:proofErr w:type="spellEnd"/>
           </w:p>
         </w:tc>
       </w:tr>
@@ -4883,12 +6801,14 @@
                 <w:rFonts w:hint="eastAsia"/>
               </w:rPr>
             </w:pPr>
+            <w:proofErr w:type="spellStart"/>
             <w:r>
               <w:rPr>
                 <w:sz w:val="20"/>
               </w:rPr>
               <w:t>地图切换</w:t>
             </w:r>
+            <w:proofErr w:type="spellEnd"/>
           </w:p>
         </w:tc>
         <w:tc>
@@ -4923,12 +6843,14 @@
                 <w:rFonts w:hint="eastAsia"/>
               </w:rPr>
             </w:pPr>
+            <w:proofErr w:type="spellStart"/>
             <w:r>
               <w:rPr>
                 <w:sz w:val="20"/>
               </w:rPr>
               <w:t>通过</w:t>
             </w:r>
+            <w:proofErr w:type="spellEnd"/>
           </w:p>
         </w:tc>
       </w:tr>
@@ -4947,12 +6869,14 @@
                 <w:rFonts w:hint="eastAsia"/>
               </w:rPr>
             </w:pPr>
+            <w:proofErr w:type="spellStart"/>
             <w:r>
               <w:rPr>
                 <w:sz w:val="20"/>
               </w:rPr>
               <w:t>玩家移动</w:t>
             </w:r>
+            <w:proofErr w:type="spellEnd"/>
           </w:p>
         </w:tc>
         <w:tc>
@@ -4987,12 +6911,14 @@
                 <w:rFonts w:hint="eastAsia"/>
               </w:rPr>
             </w:pPr>
+            <w:proofErr w:type="spellStart"/>
             <w:r>
               <w:rPr>
                 <w:sz w:val="20"/>
               </w:rPr>
               <w:t>通过</w:t>
             </w:r>
+            <w:proofErr w:type="spellEnd"/>
           </w:p>
         </w:tc>
       </w:tr>
@@ -5011,12 +6937,14 @@
                 <w:rFonts w:hint="eastAsia"/>
               </w:rPr>
             </w:pPr>
+            <w:proofErr w:type="spellStart"/>
             <w:r>
               <w:rPr>
                 <w:sz w:val="20"/>
               </w:rPr>
               <w:t>战斗触发</w:t>
             </w:r>
+            <w:proofErr w:type="spellEnd"/>
           </w:p>
         </w:tc>
         <w:tc>
@@ -5051,12 +6979,14 @@
                 <w:rFonts w:hint="eastAsia"/>
               </w:rPr>
             </w:pPr>
+            <w:proofErr w:type="spellStart"/>
             <w:r>
               <w:rPr>
                 <w:sz w:val="20"/>
               </w:rPr>
               <w:t>通过</w:t>
             </w:r>
+            <w:proofErr w:type="spellEnd"/>
           </w:p>
         </w:tc>
       </w:tr>
@@ -5075,12 +7005,14 @@
                 <w:rFonts w:hint="eastAsia"/>
               </w:rPr>
             </w:pPr>
+            <w:proofErr w:type="spellStart"/>
             <w:r>
               <w:rPr>
                 <w:sz w:val="20"/>
               </w:rPr>
               <w:t>技能系统</w:t>
             </w:r>
+            <w:proofErr w:type="spellEnd"/>
           </w:p>
         </w:tc>
         <w:tc>
@@ -5115,12 +7047,14 @@
                 <w:rFonts w:hint="eastAsia"/>
               </w:rPr>
             </w:pPr>
+            <w:proofErr w:type="spellStart"/>
             <w:r>
               <w:rPr>
                 <w:sz w:val="20"/>
               </w:rPr>
               <w:t>通过</w:t>
             </w:r>
+            <w:proofErr w:type="spellEnd"/>
           </w:p>
         </w:tc>
       </w:tr>
@@ -5139,12 +7073,14 @@
                 <w:rFonts w:hint="eastAsia"/>
               </w:rPr>
             </w:pPr>
+            <w:proofErr w:type="spellStart"/>
             <w:r>
               <w:rPr>
                 <w:sz w:val="20"/>
               </w:rPr>
               <w:t>怪物AI</w:t>
             </w:r>
+            <w:proofErr w:type="spellEnd"/>
           </w:p>
         </w:tc>
         <w:tc>
@@ -5179,12 +7115,14 @@
                 <w:rFonts w:hint="eastAsia"/>
               </w:rPr>
             </w:pPr>
+            <w:proofErr w:type="spellStart"/>
             <w:r>
               <w:rPr>
                 <w:sz w:val="20"/>
               </w:rPr>
               <w:t>通过</w:t>
             </w:r>
+            <w:proofErr w:type="spellEnd"/>
           </w:p>
         </w:tc>
       </w:tr>
@@ -5203,12 +7141,14 @@
                 <w:rFonts w:hint="eastAsia"/>
               </w:rPr>
             </w:pPr>
+            <w:proofErr w:type="spellStart"/>
             <w:r>
               <w:rPr>
                 <w:sz w:val="20"/>
               </w:rPr>
               <w:t>Boss战</w:t>
             </w:r>
+            <w:proofErr w:type="spellEnd"/>
           </w:p>
         </w:tc>
         <w:tc>
@@ -5243,12 +7183,14 @@
                 <w:rFonts w:hint="eastAsia"/>
               </w:rPr>
             </w:pPr>
+            <w:proofErr w:type="spellStart"/>
             <w:r>
               <w:rPr>
                 <w:sz w:val="20"/>
               </w:rPr>
               <w:t>通过</w:t>
             </w:r>
+            <w:proofErr w:type="spellEnd"/>
           </w:p>
         </w:tc>
       </w:tr>
@@ -5267,12 +7209,14 @@
                 <w:rFonts w:hint="eastAsia"/>
               </w:rPr>
             </w:pPr>
+            <w:proofErr w:type="spellStart"/>
             <w:r>
               <w:rPr>
                 <w:sz w:val="20"/>
               </w:rPr>
               <w:t>装备系统</w:t>
             </w:r>
+            <w:proofErr w:type="spellEnd"/>
           </w:p>
         </w:tc>
         <w:tc>
@@ -5307,12 +7251,14 @@
                 <w:rFonts w:hint="eastAsia"/>
               </w:rPr>
             </w:pPr>
+            <w:proofErr w:type="spellStart"/>
             <w:r>
               <w:rPr>
                 <w:sz w:val="20"/>
               </w:rPr>
               <w:t>通过</w:t>
             </w:r>
+            <w:proofErr w:type="spellEnd"/>
           </w:p>
         </w:tc>
       </w:tr>
@@ -5331,12 +7277,14 @@
                 <w:rFonts w:hint="eastAsia"/>
               </w:rPr>
             </w:pPr>
+            <w:proofErr w:type="spellStart"/>
             <w:r>
               <w:rPr>
                 <w:sz w:val="20"/>
               </w:rPr>
               <w:t>掉落系统</w:t>
             </w:r>
+            <w:proofErr w:type="spellEnd"/>
           </w:p>
         </w:tc>
         <w:tc>
@@ -5371,12 +7319,14 @@
                 <w:rFonts w:hint="eastAsia"/>
               </w:rPr>
             </w:pPr>
+            <w:proofErr w:type="spellStart"/>
             <w:r>
               <w:rPr>
                 <w:sz w:val="20"/>
               </w:rPr>
               <w:t>通过</w:t>
             </w:r>
+            <w:proofErr w:type="spellEnd"/>
           </w:p>
         </w:tc>
       </w:tr>
@@ -5395,12 +7345,14 @@
                 <w:rFonts w:hint="eastAsia"/>
               </w:rPr>
             </w:pPr>
+            <w:proofErr w:type="spellStart"/>
             <w:r>
               <w:rPr>
                 <w:sz w:val="20"/>
               </w:rPr>
               <w:t>商店交易</w:t>
             </w:r>
+            <w:proofErr w:type="spellEnd"/>
           </w:p>
         </w:tc>
         <w:tc>
@@ -5435,12 +7387,14 @@
                 <w:rFonts w:hint="eastAsia"/>
               </w:rPr>
             </w:pPr>
+            <w:proofErr w:type="spellStart"/>
             <w:r>
               <w:rPr>
                 <w:sz w:val="20"/>
               </w:rPr>
               <w:t>通过</w:t>
             </w:r>
+            <w:proofErr w:type="spellEnd"/>
           </w:p>
         </w:tc>
       </w:tr>
@@ -5459,12 +7413,14 @@
                 <w:rFonts w:hint="eastAsia"/>
               </w:rPr>
             </w:pPr>
+            <w:proofErr w:type="spellStart"/>
             <w:r>
               <w:rPr>
                 <w:sz w:val="20"/>
               </w:rPr>
               <w:t>旅馆住宿</w:t>
             </w:r>
+            <w:proofErr w:type="spellEnd"/>
           </w:p>
         </w:tc>
         <w:tc>
@@ -5499,12 +7455,14 @@
                 <w:rFonts w:hint="eastAsia"/>
               </w:rPr>
             </w:pPr>
+            <w:proofErr w:type="spellStart"/>
             <w:r>
               <w:rPr>
                 <w:sz w:val="20"/>
               </w:rPr>
               <w:t>通过</w:t>
             </w:r>
+            <w:proofErr w:type="spellEnd"/>
           </w:p>
         </w:tc>
       </w:tr>
@@ -5523,12 +7481,14 @@
                 <w:rFonts w:hint="eastAsia"/>
               </w:rPr>
             </w:pPr>
+            <w:proofErr w:type="spellStart"/>
             <w:r>
               <w:rPr>
                 <w:sz w:val="20"/>
               </w:rPr>
               <w:t>存档读档</w:t>
             </w:r>
+            <w:proofErr w:type="spellEnd"/>
           </w:p>
         </w:tc>
         <w:tc>
@@ -5563,12 +7523,14 @@
                 <w:rFonts w:hint="eastAsia"/>
               </w:rPr>
             </w:pPr>
+            <w:proofErr w:type="spellStart"/>
             <w:r>
               <w:rPr>
                 <w:sz w:val="20"/>
               </w:rPr>
               <w:t>通过</w:t>
             </w:r>
+            <w:proofErr w:type="spellEnd"/>
           </w:p>
         </w:tc>
       </w:tr>
@@ -5587,12 +7549,14 @@
                 <w:rFonts w:hint="eastAsia"/>
               </w:rPr>
             </w:pPr>
+            <w:proofErr w:type="spellStart"/>
             <w:r>
               <w:rPr>
                 <w:sz w:val="20"/>
               </w:rPr>
               <w:t>升级系统</w:t>
             </w:r>
+            <w:proofErr w:type="spellEnd"/>
           </w:p>
         </w:tc>
         <w:tc>
@@ -5607,12 +7571,21 @@
                 <w:lang w:eastAsia="zh-CN"/>
               </w:rPr>
             </w:pPr>
+            <w:proofErr w:type="gramStart"/>
             <w:r>
               <w:rPr>
                 <w:sz w:val="20"/>
                 <w:lang w:eastAsia="zh-CN"/>
               </w:rPr>
-              <w:t>经验值满后自动升级，属性增长</w:t>
+              <w:t>经验值满后</w:t>
+            </w:r>
+            <w:proofErr w:type="gramEnd"/>
+            <w:r>
+              <w:rPr>
+                <w:sz w:val="20"/>
+                <w:lang w:eastAsia="zh-CN"/>
+              </w:rPr>
+              <w:t>自动升级，属性增长</w:t>
             </w:r>
           </w:p>
         </w:tc>
@@ -5627,12 +7600,14 @@
                 <w:rFonts w:hint="eastAsia"/>
               </w:rPr>
             </w:pPr>
+            <w:proofErr w:type="spellStart"/>
             <w:r>
               <w:rPr>
                 <w:sz w:val="20"/>
               </w:rPr>
               <w:t>通过</w:t>
             </w:r>
+            <w:proofErr w:type="spellEnd"/>
           </w:p>
         </w:tc>
       </w:tr>
@@ -5651,12 +7626,14 @@
                 <w:rFonts w:hint="eastAsia"/>
               </w:rPr>
             </w:pPr>
+            <w:proofErr w:type="spellStart"/>
             <w:r>
               <w:rPr>
                 <w:sz w:val="20"/>
               </w:rPr>
               <w:t>食物系统</w:t>
             </w:r>
+            <w:proofErr w:type="spellEnd"/>
           </w:p>
         </w:tc>
         <w:tc>
@@ -5691,12 +7668,14 @@
                 <w:rFonts w:hint="eastAsia"/>
               </w:rPr>
             </w:pPr>
+            <w:proofErr w:type="spellStart"/>
             <w:r>
               <w:rPr>
                 <w:sz w:val="20"/>
               </w:rPr>
               <w:t>通过</w:t>
             </w:r>
+            <w:proofErr w:type="spellEnd"/>
           </w:p>
         </w:tc>
       </w:tr>
@@ -5716,8 +7695,16 @@
         <w:rPr>
           <w:rFonts w:ascii="黑体" w:eastAsia="黑体" w:hAnsi="黑体"/>
         </w:rPr>
-        <w:t>5.2 自适应测试</w:t>
-      </w:r>
+        <w:t xml:space="preserve">5.2 </w:t>
+      </w:r>
+      <w:proofErr w:type="spellStart"/>
+      <w:r>
+        <w:rPr>
+          <w:rFonts w:ascii="黑体" w:eastAsia="黑体" w:hAnsi="黑体"/>
+        </w:rPr>
+        <w:t>自适应测试</w:t>
+      </w:r>
+      <w:proofErr w:type="spellEnd"/>
     </w:p>
     <w:tbl>
       <w:tblPr>
@@ -5747,6 +7734,7 @@
                 <w:rFonts w:hint="eastAsia"/>
               </w:rPr>
             </w:pPr>
+            <w:proofErr w:type="spellStart"/>
             <w:r>
               <w:rPr>
                 <w:b/>
@@ -5754,6 +7742,7 @@
               </w:rPr>
               <w:t>测试项</w:t>
             </w:r>
+            <w:proofErr w:type="spellEnd"/>
           </w:p>
         </w:tc>
         <w:tc>
@@ -5768,6 +7757,7 @@
                 <w:rFonts w:hint="eastAsia"/>
               </w:rPr>
             </w:pPr>
+            <w:proofErr w:type="spellStart"/>
             <w:r>
               <w:rPr>
                 <w:b/>
@@ -5775,6 +7765,7 @@
               </w:rPr>
               <w:t>测试内容</w:t>
             </w:r>
+            <w:proofErr w:type="spellEnd"/>
           </w:p>
         </w:tc>
         <w:tc>
@@ -5789,6 +7780,7 @@
                 <w:rFonts w:hint="eastAsia"/>
               </w:rPr>
             </w:pPr>
+            <w:proofErr w:type="spellStart"/>
             <w:r>
               <w:rPr>
                 <w:b/>
@@ -5796,6 +7788,7 @@
               </w:rPr>
               <w:t>结果</w:t>
             </w:r>
+            <w:proofErr w:type="spellEnd"/>
           </w:p>
         </w:tc>
       </w:tr>
@@ -5814,6 +7807,7 @@
                 <w:rFonts w:hint="eastAsia"/>
               </w:rPr>
             </w:pPr>
+            <w:proofErr w:type="spellStart"/>
             <w:r>
               <w:rPr>
                 <w:sz w:val="20"/>
@@ -5821,6 +7815,7 @@
               <w:lastRenderedPageBreak/>
               <w:t>窗口缩放</w:t>
             </w:r>
+            <w:proofErr w:type="spellEnd"/>
           </w:p>
         </w:tc>
         <w:tc>
@@ -5855,12 +7850,14 @@
                 <w:rFonts w:hint="eastAsia"/>
               </w:rPr>
             </w:pPr>
+            <w:proofErr w:type="spellStart"/>
             <w:r>
               <w:rPr>
                 <w:sz w:val="20"/>
               </w:rPr>
               <w:t>通过</w:t>
             </w:r>
+            <w:proofErr w:type="spellEnd"/>
           </w:p>
         </w:tc>
       </w:tr>
@@ -5879,12 +7876,14 @@
                 <w:rFonts w:hint="eastAsia"/>
               </w:rPr>
             </w:pPr>
+            <w:proofErr w:type="spellStart"/>
             <w:r>
               <w:rPr>
                 <w:sz w:val="20"/>
               </w:rPr>
               <w:t>地图缩放</w:t>
             </w:r>
+            <w:proofErr w:type="spellEnd"/>
           </w:p>
         </w:tc>
         <w:tc>
@@ -5919,12 +7918,14 @@
                 <w:rFonts w:hint="eastAsia"/>
               </w:rPr>
             </w:pPr>
+            <w:proofErr w:type="spellStart"/>
             <w:r>
               <w:rPr>
                 <w:sz w:val="20"/>
               </w:rPr>
               <w:t>通过</w:t>
             </w:r>
+            <w:proofErr w:type="spellEnd"/>
           </w:p>
         </w:tc>
       </w:tr>
@@ -5943,12 +7944,14 @@
                 <w:rFonts w:hint="eastAsia"/>
               </w:rPr>
             </w:pPr>
+            <w:proofErr w:type="spellStart"/>
             <w:r>
               <w:rPr>
                 <w:sz w:val="20"/>
               </w:rPr>
               <w:t>脚对齐</w:t>
             </w:r>
+            <w:proofErr w:type="spellEnd"/>
           </w:p>
         </w:tc>
         <w:tc>
@@ -5983,12 +7986,14 @@
                 <w:rFonts w:hint="eastAsia"/>
               </w:rPr>
             </w:pPr>
+            <w:proofErr w:type="spellStart"/>
             <w:r>
               <w:rPr>
                 <w:sz w:val="20"/>
               </w:rPr>
               <w:t>通过</w:t>
             </w:r>
+            <w:proofErr w:type="spellEnd"/>
           </w:p>
         </w:tc>
       </w:tr>
@@ -6007,12 +8012,14 @@
                 <w:rFonts w:hint="eastAsia"/>
               </w:rPr>
             </w:pPr>
+            <w:proofErr w:type="spellStart"/>
             <w:r>
               <w:rPr>
                 <w:sz w:val="20"/>
               </w:rPr>
               <w:t>相机跟随</w:t>
             </w:r>
+            <w:proofErr w:type="spellEnd"/>
           </w:p>
         </w:tc>
         <w:tc>
@@ -6032,7 +8039,23 @@
                 <w:sz w:val="20"/>
                 <w:lang w:eastAsia="zh-CN"/>
               </w:rPr>
-              <w:t>缩放后相机仍正确跟随玩家</w:t>
+              <w:t>缩放后相机</w:t>
+            </w:r>
+            <w:proofErr w:type="gramStart"/>
+            <w:r>
+              <w:rPr>
+                <w:sz w:val="20"/>
+                <w:lang w:eastAsia="zh-CN"/>
+              </w:rPr>
+              <w:t>仍正确</w:t>
+            </w:r>
+            <w:proofErr w:type="gramEnd"/>
+            <w:r>
+              <w:rPr>
+                <w:sz w:val="20"/>
+                <w:lang w:eastAsia="zh-CN"/>
+              </w:rPr>
+              <w:t>跟随玩家</w:t>
             </w:r>
           </w:p>
         </w:tc>
@@ -6047,12 +8070,14 @@
                 <w:rFonts w:hint="eastAsia"/>
               </w:rPr>
             </w:pPr>
+            <w:proofErr w:type="spellStart"/>
             <w:r>
               <w:rPr>
                 <w:sz w:val="20"/>
               </w:rPr>
               <w:t>通过</w:t>
             </w:r>
+            <w:proofErr w:type="spellEnd"/>
           </w:p>
         </w:tc>
       </w:tr>
@@ -6072,8 +8097,16 @@
         <w:rPr>
           <w:rFonts w:ascii="黑体" w:eastAsia="黑体" w:hAnsi="黑体"/>
         </w:rPr>
-        <w:t>5.3 边界测试</w:t>
-      </w:r>
+        <w:t xml:space="preserve">5.3 </w:t>
+      </w:r>
+      <w:proofErr w:type="spellStart"/>
+      <w:r>
+        <w:rPr>
+          <w:rFonts w:ascii="黑体" w:eastAsia="黑体" w:hAnsi="黑体"/>
+        </w:rPr>
+        <w:t>边界测试</w:t>
+      </w:r>
+      <w:proofErr w:type="spellEnd"/>
     </w:p>
     <w:tbl>
       <w:tblPr>
@@ -6103,6 +8136,7 @@
                 <w:rFonts w:hint="eastAsia"/>
               </w:rPr>
             </w:pPr>
+            <w:proofErr w:type="spellStart"/>
             <w:r>
               <w:rPr>
                 <w:b/>
@@ -6110,6 +8144,7 @@
               </w:rPr>
               <w:t>测试项</w:t>
             </w:r>
+            <w:proofErr w:type="spellEnd"/>
           </w:p>
         </w:tc>
         <w:tc>
@@ -6124,6 +8159,7 @@
                 <w:rFonts w:hint="eastAsia"/>
               </w:rPr>
             </w:pPr>
+            <w:proofErr w:type="spellStart"/>
             <w:r>
               <w:rPr>
                 <w:b/>
@@ -6131,6 +8167,7 @@
               </w:rPr>
               <w:t>测试内容</w:t>
             </w:r>
+            <w:proofErr w:type="spellEnd"/>
           </w:p>
         </w:tc>
         <w:tc>
@@ -6145,6 +8182,7 @@
                 <w:rFonts w:hint="eastAsia"/>
               </w:rPr>
             </w:pPr>
+            <w:proofErr w:type="spellStart"/>
             <w:r>
               <w:rPr>
                 <w:b/>
@@ -6152,6 +8190,7 @@
               </w:rPr>
               <w:t>结果</w:t>
             </w:r>
+            <w:proofErr w:type="spellEnd"/>
           </w:p>
         </w:tc>
       </w:tr>
@@ -6170,12 +8209,14 @@
                 <w:rFonts w:hint="eastAsia"/>
               </w:rPr>
             </w:pPr>
+            <w:proofErr w:type="spellStart"/>
             <w:r>
               <w:rPr>
                 <w:sz w:val="20"/>
               </w:rPr>
               <w:t>空气墙</w:t>
             </w:r>
+            <w:proofErr w:type="spellEnd"/>
           </w:p>
         </w:tc>
         <w:tc>
@@ -6210,12 +8251,14 @@
                 <w:rFonts w:hint="eastAsia"/>
               </w:rPr>
             </w:pPr>
+            <w:proofErr w:type="spellStart"/>
             <w:r>
               <w:rPr>
                 <w:sz w:val="20"/>
               </w:rPr>
               <w:t>通过</w:t>
             </w:r>
+            <w:proofErr w:type="spellEnd"/>
           </w:p>
         </w:tc>
       </w:tr>
@@ -6234,12 +8277,14 @@
                 <w:rFonts w:hint="eastAsia"/>
               </w:rPr>
             </w:pPr>
+            <w:proofErr w:type="spellStart"/>
             <w:r>
               <w:rPr>
                 <w:sz w:val="20"/>
               </w:rPr>
               <w:t>战斗死亡</w:t>
             </w:r>
+            <w:proofErr w:type="spellEnd"/>
           </w:p>
         </w:tc>
         <w:tc>
@@ -6259,7 +8304,23 @@
                 <w:sz w:val="20"/>
                 <w:lang w:eastAsia="zh-CN"/>
               </w:rPr>
-              <w:t>玩家HP归零后重生回村庄</w:t>
+              <w:t>玩家HP归零后</w:t>
+            </w:r>
+            <w:proofErr w:type="gramStart"/>
+            <w:r>
+              <w:rPr>
+                <w:sz w:val="20"/>
+                <w:lang w:eastAsia="zh-CN"/>
+              </w:rPr>
+              <w:t>重生回</w:t>
+            </w:r>
+            <w:proofErr w:type="gramEnd"/>
+            <w:r>
+              <w:rPr>
+                <w:sz w:val="20"/>
+                <w:lang w:eastAsia="zh-CN"/>
+              </w:rPr>
+              <w:t>村庄</w:t>
             </w:r>
           </w:p>
         </w:tc>
@@ -6274,12 +8335,14 @@
                 <w:rFonts w:hint="eastAsia"/>
               </w:rPr>
             </w:pPr>
+            <w:proofErr w:type="spellStart"/>
             <w:r>
               <w:rPr>
                 <w:sz w:val="20"/>
               </w:rPr>
               <w:t>通过</w:t>
             </w:r>
+            <w:proofErr w:type="spellEnd"/>
           </w:p>
         </w:tc>
       </w:tr>
@@ -6298,12 +8361,14 @@
                 <w:rFonts w:hint="eastAsia"/>
               </w:rPr>
             </w:pPr>
+            <w:proofErr w:type="spellStart"/>
             <w:r>
               <w:rPr>
                 <w:sz w:val="20"/>
               </w:rPr>
               <w:t>怪物击败</w:t>
             </w:r>
+            <w:proofErr w:type="spellEnd"/>
           </w:p>
         </w:tc>
         <w:tc>
@@ -6338,12 +8403,14 @@
                 <w:rFonts w:hint="eastAsia"/>
               </w:rPr>
             </w:pPr>
+            <w:proofErr w:type="spellStart"/>
             <w:r>
               <w:rPr>
                 <w:sz w:val="20"/>
               </w:rPr>
               <w:t>通过</w:t>
             </w:r>
+            <w:proofErr w:type="spellEnd"/>
           </w:p>
         </w:tc>
       </w:tr>
@@ -6362,12 +8429,14 @@
                 <w:rFonts w:hint="eastAsia"/>
               </w:rPr>
             </w:pPr>
+            <w:proofErr w:type="spellStart"/>
             <w:r>
               <w:rPr>
                 <w:sz w:val="20"/>
               </w:rPr>
               <w:t>Boss击败</w:t>
             </w:r>
+            <w:proofErr w:type="spellEnd"/>
           </w:p>
         </w:tc>
         <w:tc>
@@ -6402,12 +8471,14 @@
                 <w:rFonts w:hint="eastAsia"/>
               </w:rPr>
             </w:pPr>
+            <w:proofErr w:type="spellStart"/>
             <w:r>
               <w:rPr>
                 <w:sz w:val="20"/>
               </w:rPr>
               <w:t>通过</w:t>
             </w:r>
+            <w:proofErr w:type="spellEnd"/>
           </w:p>
         </w:tc>
       </w:tr>
@@ -6426,12 +8497,14 @@
                 <w:rFonts w:hint="eastAsia"/>
               </w:rPr>
             </w:pPr>
+            <w:proofErr w:type="spellStart"/>
             <w:r>
               <w:rPr>
                 <w:sz w:val="20"/>
               </w:rPr>
               <w:t>逃跑</w:t>
             </w:r>
+            <w:proofErr w:type="spellEnd"/>
           </w:p>
         </w:tc>
         <w:tc>
@@ -6445,12 +8518,14 @@
                 <w:rFonts w:hint="eastAsia"/>
               </w:rPr>
             </w:pPr>
+            <w:proofErr w:type="spellStart"/>
             <w:r>
               <w:rPr>
                 <w:sz w:val="20"/>
               </w:rPr>
               <w:t>战斗中逃跑返回地图</w:t>
             </w:r>
+            <w:proofErr w:type="spellEnd"/>
           </w:p>
         </w:tc>
         <w:tc>
@@ -6464,12 +8539,14 @@
                 <w:rFonts w:hint="eastAsia"/>
               </w:rPr>
             </w:pPr>
+            <w:proofErr w:type="spellStart"/>
             <w:r>
               <w:rPr>
                 <w:sz w:val="20"/>
               </w:rPr>
               <w:t>通过</w:t>
             </w:r>
+            <w:proofErr w:type="spellEnd"/>
           </w:p>
         </w:tc>
       </w:tr>
@@ -6488,12 +8565,14 @@
                 <w:rFonts w:hint="eastAsia"/>
               </w:rPr>
             </w:pPr>
+            <w:proofErr w:type="spellStart"/>
             <w:r>
               <w:rPr>
                 <w:sz w:val="20"/>
               </w:rPr>
               <w:t>空存档</w:t>
             </w:r>
+            <w:proofErr w:type="spellEnd"/>
           </w:p>
         </w:tc>
         <w:tc>
@@ -6508,12 +8587,37 @@
                 <w:lang w:eastAsia="zh-CN"/>
               </w:rPr>
             </w:pPr>
+            <w:proofErr w:type="gramStart"/>
             <w:r>
               <w:rPr>
                 <w:sz w:val="20"/>
                 <w:lang w:eastAsia="zh-CN"/>
               </w:rPr>
-              <w:t>读档时空槽位正确处理</w:t>
+              <w:t>读档时空</w:t>
+            </w:r>
+            <w:proofErr w:type="gramEnd"/>
+            <w:r>
+              <w:rPr>
+                <w:sz w:val="20"/>
+                <w:lang w:eastAsia="zh-CN"/>
+              </w:rPr>
+              <w:t>槽</w:t>
+            </w:r>
+            <w:proofErr w:type="gramStart"/>
+            <w:r>
+              <w:rPr>
+                <w:sz w:val="20"/>
+                <w:lang w:eastAsia="zh-CN"/>
+              </w:rPr>
+              <w:t>位正确</w:t>
+            </w:r>
+            <w:proofErr w:type="gramEnd"/>
+            <w:r>
+              <w:rPr>
+                <w:sz w:val="20"/>
+                <w:lang w:eastAsia="zh-CN"/>
+              </w:rPr>
+              <w:t>处理</w:t>
             </w:r>
           </w:p>
         </w:tc>
@@ -6528,12 +8632,14 @@
                 <w:rFonts w:hint="eastAsia"/>
               </w:rPr>
             </w:pPr>
+            <w:proofErr w:type="spellStart"/>
             <w:r>
               <w:rPr>
                 <w:sz w:val="20"/>
               </w:rPr>
               <w:t>通过</w:t>
             </w:r>
+            <w:proofErr w:type="spellEnd"/>
           </w:p>
         </w:tc>
       </w:tr>
@@ -6549,12 +8655,14 @@
       <w:pPr>
         <w:pStyle w:val="1"/>
       </w:pPr>
+      <w:proofErr w:type="spellStart"/>
       <w:r>
         <w:rPr>
           <w:rFonts w:ascii="黑体" w:eastAsia="黑体" w:hAnsi="黑体"/>
         </w:rPr>
         <w:t>六、总结与展望</w:t>
       </w:r>
+      <w:proofErr w:type="spellEnd"/>
     </w:p>
     <w:p>
       <w:pPr>
@@ -6564,8 +8672,16 @@
         <w:rPr>
           <w:rFonts w:ascii="黑体" w:eastAsia="黑体" w:hAnsi="黑体"/>
         </w:rPr>
-        <w:t>6.1 项目总结</w:t>
-      </w:r>
+        <w:t xml:space="preserve">6.1 </w:t>
+      </w:r>
+      <w:proofErr w:type="spellStart"/>
+      <w:r>
+        <w:rPr>
+          <w:rFonts w:ascii="黑体" w:eastAsia="黑体" w:hAnsi="黑体"/>
+        </w:rPr>
+        <w:t>项目总结</w:t>
+      </w:r>
+      <w:proofErr w:type="spellEnd"/>
     </w:p>
     <w:p>
       <w:pPr>
@@ -6620,9 +8736,11 @@
           <w:rFonts w:hint="eastAsia"/>
         </w:rPr>
       </w:pPr>
+      <w:proofErr w:type="spellStart"/>
       <w:r>
         <w:t>全局单例模式：GameData和BattleManager作为Autoload单例，实现跨场景的数据共享和流程控制</w:t>
       </w:r>
+      <w:proofErr w:type="spellEnd"/>
     </w:p>
     <w:p>
       <w:pPr>
@@ -6677,8 +8795,16 @@
         <w:rPr>
           <w:rFonts w:ascii="黑体" w:eastAsia="黑体" w:hAnsi="黑体"/>
         </w:rPr>
-        <w:t>6.2 技术亮点</w:t>
-      </w:r>
+        <w:t xml:space="preserve">6.2 </w:t>
+      </w:r>
+      <w:proofErr w:type="spellStart"/>
+      <w:r>
+        <w:rPr>
+          <w:rFonts w:ascii="黑体" w:eastAsia="黑体" w:hAnsi="黑体"/>
+        </w:rPr>
+        <w:t>技术亮点</w:t>
+      </w:r>
+      <w:proofErr w:type="spellEnd"/>
     </w:p>
     <w:p>
       <w:pPr>
@@ -6692,8 +8818,16 @@
         <w:rPr>
           <w:lang w:eastAsia="zh-CN"/>
         </w:rPr>
-        <w:t>动态脚对齐：通过AnimatedSprite2D的offset属性实现精灵脚底对齐，支持不同尺寸的精灵帧</w:t>
-      </w:r>
+        <w:t>动态脚对齐：通过AnimatedSprite2D的offset属性实现精灵脚底对齐，支持不同尺寸的精灵</w:t>
+      </w:r>
+      <w:proofErr w:type="gramStart"/>
+      <w:r>
+        <w:rPr>
+          <w:lang w:eastAsia="zh-CN"/>
+        </w:rPr>
+        <w:t>帧</w:t>
+      </w:r>
+      <w:proofErr w:type="gramEnd"/>
     </w:p>
     <w:p>
       <w:pPr>
@@ -6748,8 +8882,16 @@
         <w:rPr>
           <w:rFonts w:ascii="黑体" w:eastAsia="黑体" w:hAnsi="黑体"/>
         </w:rPr>
-        <w:t>6.3 不足与展望</w:t>
-      </w:r>
+        <w:t xml:space="preserve">6.3 </w:t>
+      </w:r>
+      <w:proofErr w:type="spellStart"/>
+      <w:r>
+        <w:rPr>
+          <w:rFonts w:ascii="黑体" w:eastAsia="黑体" w:hAnsi="黑体"/>
+        </w:rPr>
+        <w:t>不足与展望</w:t>
+      </w:r>
+      <w:proofErr w:type="spellEnd"/>
     </w:p>
     <w:p>
       <w:pPr>
@@ -6808,7 +8950,21 @@
         <w:rPr>
           <w:lang w:eastAsia="zh-CN"/>
         </w:rPr>
-        <w:t>地图规模：当前仅4个场景，可扩展更多地牢和隐藏区域</w:t>
+        <w:t>地图规模：</w:t>
+      </w:r>
+      <w:proofErr w:type="gramStart"/>
+      <w:r>
+        <w:rPr>
+          <w:lang w:eastAsia="zh-CN"/>
+        </w:rPr>
+        <w:t>当前仅</w:t>
+      </w:r>
+      <w:proofErr w:type="gramEnd"/>
+      <w:r>
+        <w:rPr>
+          <w:lang w:eastAsia="zh-CN"/>
+        </w:rPr>
+        <w:t>4个场景，可扩展更多地牢和隐藏区域</w:t>
       </w:r>
     </w:p>
     <w:p>
@@ -6818,9 +8974,11 @@
           <w:rFonts w:hint="eastAsia"/>
         </w:rPr>
       </w:pPr>
+      <w:proofErr w:type="spellStart"/>
       <w:r>
         <w:t>多平台适配：目前仅支持Windows，可移植至Web和移动平台</w:t>
       </w:r>
+      <w:proofErr w:type="spellEnd"/>
     </w:p>
     <w:p>
       <w:pPr>
@@ -6857,6 +9015,7 @@
       <w:pPr>
         <w:ind w:firstLine="420"/>
         <w:rPr>
+          <w:rFonts w:hint="eastAsia"/>
           <w:lang w:eastAsia="zh-CN"/>
         </w:rPr>
       </w:pPr>
@@ -6871,40 +9030,41 @@
       <w:pPr>
         <w:pStyle w:val="21"/>
         <w:rPr>
+          <w:rFonts w:ascii="黑体" w:eastAsia="黑体" w:hAnsi="黑体" w:hint="eastAsia"/>
+          <w:lang w:eastAsia="zh-CN"/>
+        </w:rPr>
+      </w:pPr>
+      <w:r>
+        <w:rPr>
           <w:rFonts w:ascii="黑体" w:eastAsia="黑体" w:hAnsi="黑体"/>
-          <w:lang w:eastAsia="zh-CN"/>
-        </w:rPr>
-      </w:pPr>
+        </w:rPr>
+        <w:t>6.</w:t>
+      </w:r>
+      <w:r>
+        <w:rPr>
+          <w:rFonts w:ascii="黑体" w:eastAsia="黑体" w:hAnsi="黑体" w:hint="eastAsia"/>
+          <w:lang w:eastAsia="zh-CN"/>
+        </w:rPr>
+        <w:t>5</w:t>
+      </w:r>
       <w:r>
         <w:rPr>
           <w:rFonts w:ascii="黑体" w:eastAsia="黑体" w:hAnsi="黑体"/>
         </w:rPr>
-        <w:t>6.</w:t>
+        <w:t xml:space="preserve"> </w:t>
       </w:r>
       <w:r>
         <w:rPr>
           <w:rFonts w:ascii="黑体" w:eastAsia="黑体" w:hAnsi="黑体" w:hint="eastAsia"/>
           <w:lang w:eastAsia="zh-CN"/>
         </w:rPr>
-        <w:t>5</w:t>
-      </w:r>
-      <w:r>
-        <w:rPr>
-          <w:rFonts w:ascii="黑体" w:eastAsia="黑体" w:hAnsi="黑体"/>
-        </w:rPr>
-        <w:t xml:space="preserve"> </w:t>
-      </w:r>
-      <w:r>
-        <w:rPr>
-          <w:rFonts w:ascii="黑体" w:eastAsia="黑体" w:hAnsi="黑体" w:hint="eastAsia"/>
-          <w:lang w:eastAsia="zh-CN"/>
-        </w:rPr>
         <w:t>B站项目演示</w:t>
       </w:r>
     </w:p>
     <w:p>
       <w:pPr>
         <w:rPr>
+          <w:rFonts w:hint="eastAsia"/>
           <w:lang w:eastAsia="zh-CN"/>
         </w:rPr>
       </w:pPr>
@@ -6932,8 +9092,17 @@
           <w:lang w:eastAsia="zh-CN"/>
         </w:rPr>
       </w:pPr>
-      <w:r>
-        <w:rPr>
+    </w:p>
+    <w:p>
+      <w:pPr>
+        <w:rPr>
+          <w:rFonts w:hint="eastAsia"/>
+          <w:lang w:eastAsia="zh-CN"/>
+        </w:rPr>
+      </w:pPr>
+      <w:r>
+        <w:rPr>
+          <w:noProof/>
           <w:lang w:eastAsia="zh-CN"/>
         </w:rPr>
         <w:drawing>
